--- a/zht/docx/062.content.docx
+++ b/zht/docx/062.content.docx
@@ -150,26 +150,6 @@
           <w:lang w:val="zh_TW" w:bidi="zh_TW"/>
         </w:rPr>
         <w:t>po</w:t>
-      </w:r>
-      <w:r>
-        <w:rPr>
-          <w:lang w:val="zh_TW" w:bidi="zh_TW"/>
-        </w:rPr>
-      </w:r>
-    </w:p>
-    <w:p>
-      <w:pPr/>
-      <w:r>
-        <w:rPr>
-          <w:lang w:val="zh_TW" w:bidi="zh_TW"/>
-        </w:rPr>
-      </w:r>
-      <w:r>
-        <w:rPr>
-          <w:i/>
-          <w:lang w:val="zh_TW" w:bidi="zh_TW"/>
-        </w:rPr>
-        <w:t>破碎的盟約</w:t>
       </w:r>
       <w:r>
         <w:rPr>

--- a/zht/docx/062.content.docx
+++ b/zht/docx/062.content.docx
@@ -19,7 +19,7 @@
         <w:rPr>
           <w:lang w:val="zh_TW" w:bidi="zh_TW"/>
         </w:rPr>
-        <w:t>Resource: Study Notes - Themes (Tyndale)</w:t>
+        <w:t>Resource: Tyndale Open Study Notes</w:t>
       </w:r>
       <w:r>
         <w:rPr>
@@ -112,7 +112,7 @@
         <w:rPr>
           <w:lang w:val="zh_TW" w:bidi="zh_TW"/>
         </w:rPr>
-        <w:t>Study Notes - Themes (Tyndale)</w:t>
+        <w:t>Tyndale Open Study Notes</w:t>
       </w:r>
     </w:p>
     <w:p>

--- a/zht/docx/062.content.docx
+++ b/zht/docx/062.content.docx
@@ -149,7 +149,7 @@
         <w:rPr>
           <w:lang w:val="zh_TW" w:bidi="zh_TW"/>
         </w:rPr>
-        <w:t>po</w:t>
+        <w:t>pu</w:t>
       </w:r>
       <w:r>
         <w:rPr>
@@ -212,7 +212,7 @@
         <w:rPr>
           <w:lang w:val="zh_TW" w:bidi="zh_TW"/>
         </w:rPr>
-        <w:t>破碎的盟約</w:t>
+        <w:t>僕人領袖</w:t>
       </w:r>
       <w:r>
         <w:rPr>
@@ -231,49 +231,7 @@
         <w:rPr>
           <w:lang w:val="zh_TW" w:bidi="zh_TW"/>
         </w:rPr>
-        <w:t>神在拯救以色列人出埃及後，與他們立了特別的約（稱為盟約）（見</w:t>
-      </w:r>
-      <w:hyperlink r:id="rId13">
-        <w:r>
-          <w:rPr>
-            <w:lang w:val="zh_TW" w:bidi="zh_TW"/>
-          </w:rPr>
-          <w:rPr>
-            <w:color w:val="0000EE"/>
-            <w:u w:val="single"/>
-          </w:rPr>
-          <w:t>出20–24章</w:t>
-        </w:r>
-      </w:hyperlink>
-      <w:r>
-        <w:rPr>
-          <w:lang w:val="zh_TW" w:bidi="zh_TW"/>
-        </w:rPr>
-        <w:t>）。在這個盟約中，神賜給他們十誡和其它律法。</w:t>
-      </w:r>
-      <w:r>
-        <w:rPr>
-          <w:lang w:val="zh_TW" w:bidi="zh_TW"/>
-        </w:rPr>
-        <w:t>百姓承諾遵守這些律法，神則應許，若他們遵守，就必賜福給他們</w:t>
-      </w:r>
-      <w:r>
-        <w:rPr>
-          <w:lang w:val="zh_TW" w:bidi="zh_TW"/>
-        </w:rPr>
-        <w:t>。</w:t>
-      </w:r>
-      <w:r>
-        <w:rPr>
-          <w:lang w:val="zh_TW" w:bidi="zh_TW"/>
-        </w:rPr>
-        <w:t>然而，以色列人卻違背了這約</w:t>
-      </w:r>
-      <w:r>
-        <w:rPr>
-          <w:lang w:val="zh_TW" w:bidi="zh_TW"/>
-        </w:rPr>
-        <w:t>。</w:t>
+        <w:t>僕人領袖（servant-leader） 是一位強烈渴望通過幫助和服事他人來實現目標的人。這類領導者渴望擔當僕人的角色，而不是專注於自己的權威或地位。</w:t>
       </w:r>
     </w:p>
     <w:p>
@@ -287,13 +245,97 @@
         <w:rPr>
           <w:lang w:val="zh_TW" w:bidi="zh_TW"/>
         </w:rPr>
-        <w:t>在神與以色列的關係中，核心的問題是：既然百姓違背盟約，是否代表在西奈山所立的盟約已經無效？在古代近東的世界，締結盟約是常見的做法。一旦其中一方違背盟約，通常會引發戰爭</w:t>
-      </w:r>
-      <w:r>
-        <w:rPr>
-          <w:lang w:val="zh_TW" w:bidi="zh_TW"/>
-        </w:rPr>
-        <w:t>。</w:t>
+        <w:t>舊約聖經描述摩西為耶和華的僕人（</w:t>
+      </w:r>
+      <w:hyperlink r:id="rId13">
+        <w:r>
+          <w:rPr>
+            <w:lang w:val="zh_TW" w:bidi="zh_TW"/>
+          </w:rPr>
+          <w:rPr>
+            <w:color w:val="0000EE"/>
+            <w:u w:val="single"/>
+          </w:rPr>
+          <w:t>出14:31</w:t>
+        </w:r>
+      </w:hyperlink>
+      <w:r>
+        <w:rPr>
+          <w:lang w:val="zh_TW" w:bidi="zh_TW"/>
+        </w:rPr>
+        <w:t>；</w:t>
+      </w:r>
+      <w:hyperlink r:id="rId14">
+        <w:r>
+          <w:rPr>
+            <w:lang w:val="zh_TW" w:bidi="zh_TW"/>
+          </w:rPr>
+          <w:rPr>
+            <w:color w:val="0000EE"/>
+            <w:u w:val="single"/>
+          </w:rPr>
+          <w:t>民12:7–8</w:t>
+        </w:r>
+      </w:hyperlink>
+      <w:r>
+        <w:rPr>
+          <w:lang w:val="zh_TW" w:bidi="zh_TW"/>
+        </w:rPr>
+        <w:t>）。摩西並不追求權力、名聲或物質利益。他對擔任領導角色感到猶豫，以謙卑的態度使用他的先知權柄（</w:t>
+      </w:r>
+      <w:hyperlink r:id="rId15">
+        <w:r>
+          <w:rPr>
+            <w:lang w:val="zh_TW" w:bidi="zh_TW"/>
+          </w:rPr>
+          <w:rPr>
+            <w:color w:val="0000EE"/>
+            <w:u w:val="single"/>
+          </w:rPr>
+          <w:t>民12:3</w:t>
+        </w:r>
+      </w:hyperlink>
+      <w:r>
+        <w:rPr>
+          <w:lang w:val="zh_TW" w:bidi="zh_TW"/>
+        </w:rPr>
+        <w:t>），並深知道自己是服在神的權柄之下（見</w:t>
+      </w:r>
+      <w:hyperlink r:id="rId16">
+        <w:r>
+          <w:rPr>
+            <w:lang w:val="zh_TW" w:bidi="zh_TW"/>
+          </w:rPr>
+          <w:rPr>
+            <w:color w:val="0000EE"/>
+            <w:u w:val="single"/>
+          </w:rPr>
+          <w:t>申34:10–12</w:t>
+        </w:r>
+      </w:hyperlink>
+      <w:r>
+        <w:rPr>
+          <w:lang w:val="zh_TW" w:bidi="zh_TW"/>
+        </w:rPr>
+        <w:t>；</w:t>
+      </w:r>
+      <w:hyperlink r:id="rId17">
+        <w:r>
+          <w:rPr>
+            <w:lang w:val="zh_TW" w:bidi="zh_TW"/>
+          </w:rPr>
+          <w:rPr>
+            <w:color w:val="0000EE"/>
+            <w:u w:val="single"/>
+          </w:rPr>
+          <w:t>何12:13</w:t>
+        </w:r>
+      </w:hyperlink>
+      <w:r>
+        <w:rPr>
+          <w:lang w:val="zh_TW" w:bidi="zh_TW"/>
+        </w:rPr>
+        <w:t>）。</w:t>
       </w:r>
     </w:p>
     <w:p>
@@ -307,97 +349,7 @@
         <w:rPr>
           <w:lang w:val="zh_TW" w:bidi="zh_TW"/>
         </w:rPr>
-        <w:t>這個約之所以特殊，是因為立約的一方是神。它</w:t>
-      </w:r>
-      <w:r>
-        <w:rPr>
-          <w:lang w:val="zh_TW" w:bidi="zh_TW"/>
-        </w:rPr>
-        <w:t>遵循了當時非宗教性盟約</w:t>
-      </w:r>
-      <w:r>
-        <w:rPr>
-          <w:lang w:val="zh_TW" w:bidi="zh_TW"/>
-        </w:rPr>
-        <w:t>的模式，要求神和以色列雙方，都起誓承諾會忠於約定</w:t>
-      </w:r>
-      <w:r>
-        <w:rPr>
-          <w:lang w:val="zh_TW" w:bidi="zh_TW"/>
-        </w:rPr>
-        <w:t>（</w:t>
-      </w:r>
-      <w:hyperlink r:id="rId14">
-        <w:r>
-          <w:rPr>
-            <w:lang w:val="zh_TW" w:bidi="zh_TW"/>
-          </w:rPr>
-          <w:rPr>
-            <w:color w:val="0000EE"/>
-            <w:u w:val="single"/>
-          </w:rPr>
-          <w:t>出24:1–11</w:t>
-        </w:r>
-      </w:hyperlink>
-      <w:r>
-        <w:rPr>
-          <w:lang w:val="zh_TW" w:bidi="zh_TW"/>
-        </w:rPr>
-        <w:t>；</w:t>
-      </w:r>
-      <w:hyperlink r:id="rId15">
-        <w:r>
-          <w:rPr>
-            <w:lang w:val="zh_TW" w:bidi="zh_TW"/>
-          </w:rPr>
-          <w:rPr>
-            <w:color w:val="0000EE"/>
-            <w:u w:val="single"/>
-          </w:rPr>
-          <w:t>申29–30</w:t>
-        </w:r>
-      </w:hyperlink>
-      <w:r>
-        <w:rPr>
-          <w:lang w:val="zh_TW" w:bidi="zh_TW"/>
-        </w:rPr>
-        <w:t>；</w:t>
-      </w:r>
-      <w:hyperlink r:id="rId16">
-        <w:r>
-          <w:rPr>
-            <w:lang w:val="zh_TW" w:bidi="zh_TW"/>
-          </w:rPr>
-          <w:rPr>
-            <w:color w:val="0000EE"/>
-            <w:u w:val="single"/>
-          </w:rPr>
-          <w:t>書8:30–35</w:t>
-        </w:r>
-      </w:hyperlink>
-      <w:r>
-        <w:rPr>
-          <w:lang w:val="zh_TW" w:bidi="zh_TW"/>
-        </w:rPr>
-        <w:t>，</w:t>
-      </w:r>
-      <w:hyperlink r:id="rId17">
-        <w:r>
-          <w:rPr>
-            <w:lang w:val="zh_TW" w:bidi="zh_TW"/>
-          </w:rPr>
-          <w:rPr>
-            <w:color w:val="0000EE"/>
-            <w:u w:val="single"/>
-          </w:rPr>
-          <w:t>24:1–28</w:t>
-        </w:r>
-      </w:hyperlink>
-      <w:r>
-        <w:rPr>
-          <w:lang w:val="zh_TW" w:bidi="zh_TW"/>
-        </w:rPr>
-        <w:t>）。</w:t>
+        <w:t>從神呼召他的那一刻開始，摩西故事裏的每一個事件都顯示出他將自己的領導地位視為對神的服事。他順服神，不為自己圖謀好處，並且忠心。他向以色列人表現出關懷、勸勉的心與遠見。摩西在以色列歷史的關鍵時刻擔任領導角色，並經常為人民祈禱或代求。他謙卑地順服神是他偉大領導的根基。</w:t>
       </w:r>
     </w:p>
     <w:p>
@@ -411,55 +363,61 @@
         <w:rPr>
           <w:lang w:val="zh_TW" w:bidi="zh_TW"/>
         </w:rPr>
-        <w:t>神始終信守祂</w:t>
-      </w:r>
-      <w:r>
-        <w:rPr>
-          <w:lang w:val="zh_TW" w:bidi="zh_TW"/>
-        </w:rPr>
-        <w:t>所立的</w:t>
-      </w:r>
-      <w:r>
-        <w:rPr>
-          <w:lang w:val="zh_TW" w:bidi="zh_TW"/>
-        </w:rPr>
-        <w:t>約，但以色列人</w:t>
-      </w:r>
-      <w:r>
-        <w:rPr>
-          <w:lang w:val="zh_TW" w:bidi="zh_TW"/>
-        </w:rPr>
-        <w:t>卻不斷違約</w:t>
-      </w:r>
-      <w:r>
-        <w:rPr>
-          <w:lang w:val="zh_TW" w:bidi="zh_TW"/>
-        </w:rPr>
-        <w:t>。迦南人拜多神的習俗誘惑他們遠離耶和華。他們拜偶像，參與淫亂的宗教儀式，惡待窮人和</w:t>
-      </w:r>
-      <w:r>
-        <w:rPr>
-          <w:lang w:val="zh_TW" w:bidi="zh_TW"/>
-        </w:rPr>
-        <w:t>弱勢群體</w:t>
-      </w:r>
-      <w:r>
-        <w:rPr>
-          <w:lang w:val="zh_TW" w:bidi="zh_TW"/>
-        </w:rPr>
-        <w:t>，</w:t>
-      </w:r>
-      <w:r>
-        <w:rPr>
-          <w:lang w:val="zh_TW" w:bidi="zh_TW"/>
-        </w:rPr>
-        <w:t>也無視神對公義的要求</w:t>
-      </w:r>
-      <w:r>
-        <w:rPr>
-          <w:lang w:val="zh_TW" w:bidi="zh_TW"/>
-        </w:rPr>
-        <w:t>。</w:t>
+        <w:t>拿撒勒人耶穌是完美的僕人領袖。福音書顯示耶穌是耶和華「受苦的僕人」（見</w:t>
+      </w:r>
+      <w:hyperlink r:id="rId18">
+        <w:r>
+          <w:rPr>
+            <w:lang w:val="zh_TW" w:bidi="zh_TW"/>
+          </w:rPr>
+          <w:rPr>
+            <w:color w:val="0000EE"/>
+            <w:u w:val="single"/>
+          </w:rPr>
+          <w:t>賽52:13–53:12</w:t>
+        </w:r>
+      </w:hyperlink>
+      <w:r>
+        <w:rPr>
+          <w:lang w:val="zh_TW" w:bidi="zh_TW"/>
+        </w:rPr>
+        <w:t>），特別藉著衪犧牲生命來彰顯出那終極的服事（</w:t>
+      </w:r>
+      <w:hyperlink r:id="rId19">
+        <w:r>
+          <w:rPr>
+            <w:lang w:val="zh_TW" w:bidi="zh_TW"/>
+          </w:rPr>
+          <w:rPr>
+            <w:color w:val="0000EE"/>
+            <w:u w:val="single"/>
+          </w:rPr>
+          <w:t>可10:45</w:t>
+        </w:r>
+      </w:hyperlink>
+      <w:r>
+        <w:rPr>
+          <w:lang w:val="zh_TW" w:bidi="zh_TW"/>
+        </w:rPr>
+        <w:t>）。耶穌以偉大的權柄說話，但卻保持謙卑。衪知道自己的角色就如一位牧羊人「為羊捨命」（</w:t>
+      </w:r>
+      <w:hyperlink r:id="rId20">
+        <w:r>
+          <w:rPr>
+            <w:lang w:val="zh_TW" w:bidi="zh_TW"/>
+          </w:rPr>
+          <w:rPr>
+            <w:color w:val="0000EE"/>
+            <w:u w:val="single"/>
+          </w:rPr>
+          <w:t>約10:11</w:t>
+        </w:r>
+      </w:hyperlink>
+      <w:r>
+        <w:rPr>
+          <w:lang w:val="zh_TW" w:bidi="zh_TW"/>
+        </w:rPr>
+        <w:t>）。</w:t>
       </w:r>
     </w:p>
     <w:p>
@@ -473,49 +431,115 @@
         <w:rPr>
           <w:lang w:val="zh_TW" w:bidi="zh_TW"/>
         </w:rPr>
-        <w:t>數世紀以來，以色列人時而敬拜神（雅巍），時而轉向迦南的諸神</w:t>
-      </w:r>
-      <w:r>
-        <w:rPr>
-          <w:lang w:val="zh_TW" w:bidi="zh_TW"/>
-        </w:rPr>
-        <w:t>。</w:t>
-      </w:r>
-      <w:r>
-        <w:rPr>
-          <w:lang w:val="zh_TW" w:bidi="zh_TW"/>
-        </w:rPr>
-        <w:t>每當他們悔改</w:t>
-      </w:r>
-      <w:r>
-        <w:rPr>
-          <w:lang w:val="zh_TW" w:bidi="zh_TW"/>
-        </w:rPr>
-        <w:t>並順服</w:t>
-      </w:r>
-      <w:r>
-        <w:rPr>
-          <w:lang w:val="zh_TW" w:bidi="zh_TW"/>
-        </w:rPr>
-        <w:t>神，</w:t>
-      </w:r>
-      <w:r>
-        <w:rPr>
-          <w:lang w:val="zh_TW" w:bidi="zh_TW"/>
-        </w:rPr>
-        <w:t>祂就憐憫他們，重新接納他們進入聖約關係中</w:t>
-      </w:r>
-      <w:r>
-        <w:rPr>
-          <w:lang w:val="zh_TW" w:bidi="zh_TW"/>
-        </w:rPr>
-        <w:t>。</w:t>
-      </w:r>
-      <w:r>
-        <w:rPr>
-          <w:lang w:val="zh_TW" w:bidi="zh_TW"/>
-        </w:rPr>
-        <w:t>然而，到公元前700年代中期，北國以色列的百姓已固執地陷入拜偶像之中。因此，神容許亞述人毀滅北國，並將許多人擄走。</w:t>
+        <w:t>祂花時間與孩童相處，並以他們來作為那些想要完全跟隨神的人的榜樣（</w:t>
+      </w:r>
+      <w:hyperlink r:id="rId21">
+        <w:r>
+          <w:rPr>
+            <w:lang w:val="zh_TW" w:bidi="zh_TW"/>
+          </w:rPr>
+          <w:rPr>
+            <w:color w:val="0000EE"/>
+            <w:u w:val="single"/>
+          </w:rPr>
+          <w:t>太18:4</w:t>
+        </w:r>
+      </w:hyperlink>
+      <w:r>
+        <w:rPr>
+          <w:lang w:val="zh_TW" w:bidi="zh_TW"/>
+        </w:rPr>
+        <w:t>）。當雅各和約翰要求在衪的國度中擔任重要職位時，耶穌斥責他們世俗的野心（</w:t>
+      </w:r>
+      <w:hyperlink r:id="rId22">
+        <w:r>
+          <w:rPr>
+            <w:lang w:val="zh_TW" w:bidi="zh_TW"/>
+          </w:rPr>
+          <w:rPr>
+            <w:color w:val="0000EE"/>
+            <w:u w:val="single"/>
+          </w:rPr>
+          <w:t>可10:35–45</w:t>
+        </w:r>
+      </w:hyperlink>
+      <w:r>
+        <w:rPr>
+          <w:lang w:val="zh_TW" w:bidi="zh_TW"/>
+        </w:rPr>
+        <w:t>）。衪糾正他們，並教導他們來跟隨衪如僕人般的榜樣（</w:t>
+      </w:r>
+      <w:hyperlink r:id="rId23">
+        <w:r>
+          <w:rPr>
+            <w:lang w:val="zh_TW" w:bidi="zh_TW"/>
+          </w:rPr>
+          <w:rPr>
+            <w:color w:val="0000EE"/>
+            <w:u w:val="single"/>
+          </w:rPr>
+          <w:t>太20:24–28</w:t>
+        </w:r>
+      </w:hyperlink>
+      <w:r>
+        <w:rPr>
+          <w:lang w:val="zh_TW" w:bidi="zh_TW"/>
+        </w:rPr>
+        <w:t>，</w:t>
+      </w:r>
+      <w:hyperlink r:id="rId24">
+        <w:r>
+          <w:rPr>
+            <w:lang w:val="zh_TW" w:bidi="zh_TW"/>
+          </w:rPr>
+          <w:rPr>
+            <w:color w:val="0000EE"/>
+            <w:u w:val="single"/>
+          </w:rPr>
+          <w:t>23:11–12</w:t>
+        </w:r>
+      </w:hyperlink>
+      <w:r>
+        <w:rPr>
+          <w:lang w:val="zh_TW" w:bidi="zh_TW"/>
+        </w:rPr>
+        <w:t>；</w:t>
+      </w:r>
+      <w:hyperlink r:id="rId25">
+        <w:r>
+          <w:rPr>
+            <w:lang w:val="zh_TW" w:bidi="zh_TW"/>
+          </w:rPr>
+          <w:rPr>
+            <w:color w:val="0000EE"/>
+            <w:u w:val="single"/>
+          </w:rPr>
+          <w:t>可10:43–45</w:t>
+        </w:r>
+      </w:hyperlink>
+      <w:r>
+        <w:rPr>
+          <w:lang w:val="zh_TW" w:bidi="zh_TW"/>
+        </w:rPr>
+        <w:t>）。耶穌知道祂的目的是要榮耀神的名（</w:t>
+      </w:r>
+      <w:hyperlink r:id="rId26">
+        <w:r>
+          <w:rPr>
+            <w:lang w:val="zh_TW" w:bidi="zh_TW"/>
+          </w:rPr>
+          <w:rPr>
+            <w:color w:val="0000EE"/>
+            <w:u w:val="single"/>
+          </w:rPr>
+          <w:t>約12:27–28</w:t>
+        </w:r>
+      </w:hyperlink>
+      <w:r>
+        <w:rPr>
+          <w:lang w:val="zh_TW" w:bidi="zh_TW"/>
+        </w:rPr>
+        <w:t>），因此祂成為所有想要透過服事來引領他人的榜樣。</w:t>
       </w:r>
     </w:p>
     <w:p>
@@ -529,55 +553,127 @@
         <w:rPr>
           <w:lang w:val="zh_TW" w:bidi="zh_TW"/>
         </w:rPr>
-        <w:t>一百多年後，耶利米先知展開了他的事工。此時，</w:t>
-      </w:r>
-      <w:r>
-        <w:rPr>
-          <w:lang w:val="zh_TW" w:bidi="zh_TW"/>
-        </w:rPr>
-        <w:t>猶大也深陷偶像崇拜</w:t>
-      </w:r>
-      <w:r>
-        <w:rPr>
-          <w:lang w:val="zh_TW" w:bidi="zh_TW"/>
-        </w:rPr>
-        <w:t>。耶利米以破裂的婚姻來比喻當時的情況，與何西阿早期用來描述以色列的比喻相似（</w:t>
-      </w:r>
-      <w:hyperlink r:id="rId18">
-        <w:r>
-          <w:rPr>
-            <w:lang w:val="zh_TW" w:bidi="zh_TW"/>
-          </w:rPr>
-          <w:rPr>
-            <w:color w:val="0000EE"/>
-            <w:u w:val="single"/>
-          </w:rPr>
-          <w:t>耶2–3章</w:t>
-        </w:r>
-      </w:hyperlink>
-      <w:r>
-        <w:rPr>
-          <w:lang w:val="zh_TW" w:bidi="zh_TW"/>
-        </w:rPr>
-        <w:t>；參</w:t>
-      </w:r>
-      <w:hyperlink r:id="rId19">
-        <w:r>
-          <w:rPr>
-            <w:lang w:val="zh_TW" w:bidi="zh_TW"/>
-          </w:rPr>
-          <w:rPr>
-            <w:color w:val="0000EE"/>
-            <w:u w:val="single"/>
-          </w:rPr>
-          <w:t>何1–2章</w:t>
-        </w:r>
-      </w:hyperlink>
-      <w:r>
-        <w:rPr>
-          <w:lang w:val="zh_TW" w:bidi="zh_TW"/>
-        </w:rPr>
-        <w:t>）。聖經常將以色列與神的關係比作婚姻，而以色列卻如同不忠的妻子，犯了姦淫。</w:t>
+        <w:t>使徒保羅和彼得效法基督，活出了依照主完美僕人領袖為榜樣的生命。保羅的服事生活展現了謙卑和為他人的自我犧牲（見</w:t>
+      </w:r>
+      <w:hyperlink r:id="rId27">
+        <w:r>
+          <w:rPr>
+            <w:lang w:val="zh_TW" w:bidi="zh_TW"/>
+          </w:rPr>
+          <w:rPr>
+            <w:color w:val="0000EE"/>
+            <w:u w:val="single"/>
+          </w:rPr>
+          <w:t>林後11:23–28</w:t>
+        </w:r>
+      </w:hyperlink>
+      <w:r>
+        <w:rPr>
+          <w:lang w:val="zh_TW" w:bidi="zh_TW"/>
+        </w:rPr>
+        <w:t>），他教導基督徒也當如此行（</w:t>
+      </w:r>
+      <w:hyperlink r:id="rId28">
+        <w:r>
+          <w:rPr>
+            <w:lang w:val="zh_TW" w:bidi="zh_TW"/>
+          </w:rPr>
+          <w:rPr>
+            <w:color w:val="0000EE"/>
+            <w:u w:val="single"/>
+          </w:rPr>
+          <w:t>羅8:17</w:t>
+        </w:r>
+      </w:hyperlink>
+      <w:r>
+        <w:rPr>
+          <w:lang w:val="zh_TW" w:bidi="zh_TW"/>
+        </w:rPr>
+        <w:t>；</w:t>
+      </w:r>
+      <w:hyperlink r:id="rId29">
+        <w:r>
+          <w:rPr>
+            <w:lang w:val="zh_TW" w:bidi="zh_TW"/>
+          </w:rPr>
+          <w:rPr>
+            <w:color w:val="0000EE"/>
+            <w:u w:val="single"/>
+          </w:rPr>
+          <w:t>加5:13</w:t>
+        </w:r>
+      </w:hyperlink>
+      <w:r>
+        <w:rPr>
+          <w:lang w:val="zh_TW" w:bidi="zh_TW"/>
+        </w:rPr>
+        <w:t>；</w:t>
+      </w:r>
+      <w:hyperlink r:id="rId30">
+        <w:r>
+          <w:rPr>
+            <w:lang w:val="zh_TW" w:bidi="zh_TW"/>
+          </w:rPr>
+          <w:rPr>
+            <w:color w:val="0000EE"/>
+            <w:u w:val="single"/>
+          </w:rPr>
+          <w:t>提後1:8，</w:t>
+        </w:r>
+      </w:hyperlink>
+      <w:hyperlink r:id="rId31">
+        <w:r>
+          <w:rPr>
+            <w:lang w:val="zh_TW" w:bidi="zh_TW"/>
+          </w:rPr>
+          <w:rPr>
+            <w:color w:val="0000EE"/>
+            <w:u w:val="single"/>
+          </w:rPr>
+          <w:t>2:3</w:t>
+        </w:r>
+      </w:hyperlink>
+      <w:r>
+        <w:rPr>
+          <w:lang w:val="zh_TW" w:bidi="zh_TW"/>
+        </w:rPr>
+        <w:t>），並讚揚那些這樣做的人（例如，</w:t>
+      </w:r>
+      <w:hyperlink r:id="rId32">
+        <w:r>
+          <w:rPr>
+            <w:lang w:val="zh_TW" w:bidi="zh_TW"/>
+          </w:rPr>
+          <w:rPr>
+            <w:color w:val="0000EE"/>
+            <w:u w:val="single"/>
+          </w:rPr>
+          <w:t>腓2:25–30</w:t>
+        </w:r>
+      </w:hyperlink>
+      <w:r>
+        <w:rPr>
+          <w:lang w:val="zh_TW" w:bidi="zh_TW"/>
+        </w:rPr>
+        <w:t>；</w:t>
+      </w:r>
+      <w:hyperlink r:id="rId33">
+        <w:r>
+          <w:rPr>
+            <w:lang w:val="zh_TW" w:bidi="zh_TW"/>
+          </w:rPr>
+          <w:rPr>
+            <w:color w:val="0000EE"/>
+            <w:u w:val="single"/>
+          </w:rPr>
+          <w:t>西4:7</w:t>
+        </w:r>
+      </w:hyperlink>
+      <w:r>
+        <w:rPr>
+          <w:lang w:val="zh_TW" w:bidi="zh_TW"/>
+        </w:rPr>
+        <w:t>）。</w:t>
       </w:r>
     </w:p>
     <w:p>
@@ -591,90 +687,108 @@
         <w:rPr>
           <w:lang w:val="zh_TW" w:bidi="zh_TW"/>
         </w:rPr>
-        <w:t>神指控祂的子民破壞婚姻關係，行為如同妓女</w:t>
-      </w:r>
-      <w:r>
-        <w:rPr>
-          <w:lang w:val="zh_TW" w:bidi="zh_TW"/>
-        </w:rPr>
-        <w:t>（</w:t>
-      </w:r>
-      <w:hyperlink r:id="rId20">
-        <w:r>
-          <w:rPr>
-            <w:lang w:val="zh_TW" w:bidi="zh_TW"/>
-          </w:rPr>
-          <w:rPr>
-            <w:color w:val="0000EE"/>
-            <w:u w:val="single"/>
-          </w:rPr>
-          <w:t>耶3:1</w:t>
-        </w:r>
-      </w:hyperlink>
-      <w:r>
-        <w:rPr>
-          <w:lang w:val="zh_TW" w:bidi="zh_TW"/>
-        </w:rPr>
-        <w:t>）。祂警告他們若不悔改，就將面臨毀滅。神不再能對以色列人說：「</w:t>
-      </w:r>
-      <w:r>
-        <w:rPr>
-          <w:lang w:val="zh_TW" w:bidi="zh_TW"/>
-        </w:rPr>
-        <w:t>我要作他們的神，他們要作我的子民</w:t>
-      </w:r>
-      <w:r>
-        <w:rPr>
-          <w:lang w:val="zh_TW" w:bidi="zh_TW"/>
-        </w:rPr>
-        <w:t>」（見</w:t>
-      </w:r>
-      <w:hyperlink r:id="rId21">
-        <w:r>
-          <w:rPr>
-            <w:lang w:val="zh_TW" w:bidi="zh_TW"/>
-          </w:rPr>
-          <w:rPr>
-            <w:color w:val="0000EE"/>
-            <w:u w:val="single"/>
-          </w:rPr>
-          <w:t>耶31:33</w:t>
-        </w:r>
-      </w:hyperlink>
-      <w:r>
-        <w:rPr>
-          <w:lang w:val="zh_TW" w:bidi="zh_TW"/>
-        </w:rPr>
-        <w:t>；另見</w:t>
-      </w:r>
-      <w:hyperlink r:id="rId22">
-        <w:r>
-          <w:rPr>
-            <w:lang w:val="zh_TW" w:bidi="zh_TW"/>
-          </w:rPr>
-          <w:rPr>
-            <w:color w:val="0000EE"/>
-            <w:u w:val="single"/>
-          </w:rPr>
-          <w:t>出6:7</w:t>
-        </w:r>
-      </w:hyperlink>
-      <w:r>
-        <w:rPr>
-          <w:lang w:val="zh_TW" w:bidi="zh_TW"/>
-        </w:rPr>
-        <w:t>；</w:t>
-      </w:r>
-      <w:hyperlink r:id="rId23">
-        <w:r>
-          <w:rPr>
-            <w:lang w:val="zh_TW" w:bidi="zh_TW"/>
-          </w:rPr>
-          <w:rPr>
-            <w:color w:val="0000EE"/>
-            <w:u w:val="single"/>
-          </w:rPr>
-          <w:t>何1:9</w:t>
+        <w:t>彼得也展現了為基督自我犧牲的事奉（例如，</w:t>
+      </w:r>
+      <w:hyperlink r:id="rId34">
+        <w:r>
+          <w:rPr>
+            <w:lang w:val="zh_TW" w:bidi="zh_TW"/>
+          </w:rPr>
+          <w:rPr>
+            <w:color w:val="0000EE"/>
+            <w:u w:val="single"/>
+          </w:rPr>
+          <w:t>徒3:1–11</w:t>
+        </w:r>
+      </w:hyperlink>
+      <w:r>
+        <w:rPr>
+          <w:lang w:val="zh_TW" w:bidi="zh_TW"/>
+        </w:rPr>
+        <w:t>，</w:t>
+      </w:r>
+      <w:hyperlink r:id="rId35">
+        <w:r>
+          <w:rPr>
+            <w:lang w:val="zh_TW" w:bidi="zh_TW"/>
+          </w:rPr>
+          <w:rPr>
+            <w:color w:val="0000EE"/>
+            <w:u w:val="single"/>
+          </w:rPr>
+          <w:t>4:13–22</w:t>
+        </w:r>
+      </w:hyperlink>
+      <w:r>
+        <w:rPr>
+          <w:lang w:val="zh_TW" w:bidi="zh_TW"/>
+        </w:rPr>
+        <w:t>，</w:t>
+      </w:r>
+      <w:hyperlink r:id="rId36">
+        <w:r>
+          <w:rPr>
+            <w:lang w:val="zh_TW" w:bidi="zh_TW"/>
+          </w:rPr>
+          <w:rPr>
+            <w:color w:val="0000EE"/>
+            <w:u w:val="single"/>
+          </w:rPr>
+          <w:t>5:12–16</w:t>
+        </w:r>
+      </w:hyperlink>
+      <w:r>
+        <w:rPr>
+          <w:lang w:val="zh_TW" w:bidi="zh_TW"/>
+        </w:rPr>
+        <w:t>，</w:t>
+      </w:r>
+      <w:hyperlink r:id="rId37">
+        <w:r>
+          <w:rPr>
+            <w:lang w:val="zh_TW" w:bidi="zh_TW"/>
+          </w:rPr>
+          <w:rPr>
+            <w:color w:val="0000EE"/>
+            <w:u w:val="single"/>
+          </w:rPr>
+          <w:t>9:32–42</w:t>
+        </w:r>
+      </w:hyperlink>
+      <w:r>
+        <w:rPr>
+          <w:lang w:val="zh_TW" w:bidi="zh_TW"/>
+        </w:rPr>
+        <w:t>）。他的教導也清楚地定義了僕人領袖的品格（</w:t>
+      </w:r>
+      <w:hyperlink r:id="rId38">
+        <w:r>
+          <w:rPr>
+            <w:lang w:val="zh_TW" w:bidi="zh_TW"/>
+          </w:rPr>
+          <w:rPr>
+            <w:color w:val="0000EE"/>
+            <w:u w:val="single"/>
+          </w:rPr>
+          <w:t>彼前4:10–11</w:t>
+        </w:r>
+      </w:hyperlink>
+      <w:r>
+        <w:rPr>
+          <w:lang w:val="zh_TW" w:bidi="zh_TW"/>
+        </w:rPr>
+        <w:t>，</w:t>
+      </w:r>
+      <w:hyperlink r:id="rId39">
+        <w:r>
+          <w:rPr>
+            <w:lang w:val="zh_TW" w:bidi="zh_TW"/>
+          </w:rPr>
+          <w:rPr>
+            <w:color w:val="0000EE"/>
+            <w:u w:val="single"/>
+          </w:rPr>
+          <w:t>5:1–5</w:t>
         </w:r>
       </w:hyperlink>
       <w:r>
@@ -693,27 +807,10 @@
       </w:r>
       <w:r>
         <w:rPr>
-          <w:lang w:val="zh_TW" w:bidi="zh_TW"/>
-        </w:rPr>
-        <w:t>背棄盟約最終導致北國的滅亡，也帶來猶大國的毀滅。巴比倫摧毀了耶路撒冷和聖殿。這場審判使神極其痛心。然而，滿有憐憫的神應許將設立新的約，取代以色列人所破壞的西奈之約（</w:t>
-      </w:r>
-      <w:hyperlink r:id="rId24">
-        <w:r>
-          <w:rPr>
-            <w:lang w:val="zh_TW" w:bidi="zh_TW"/>
-          </w:rPr>
-          <w:rPr>
-            <w:color w:val="0000EE"/>
-            <w:u w:val="single"/>
-          </w:rPr>
-          <w:t>耶31:31–34</w:t>
-        </w:r>
-      </w:hyperlink>
-      <w:r>
-        <w:rPr>
-          <w:lang w:val="zh_TW" w:bidi="zh_TW"/>
-        </w:rPr>
-        <w:t>）。</w:t>
+          <w:u w:val="single"/>
+          <w:lang w:val="zh_TW" w:bidi="zh_TW"/>
+        </w:rPr>
+        <w:t>進深研究的經文段落</w:t>
       </w:r>
     </w:p>
     <w:p>
@@ -723,12 +820,513 @@
           <w:lang w:val="zh_TW" w:bidi="zh_TW"/>
         </w:rPr>
       </w:r>
-      <w:r>
-        <w:rPr>
-          <w:u w:val="single"/>
-          <w:lang w:val="zh_TW" w:bidi="zh_TW"/>
-        </w:rPr>
-        <w:t>進深研究的經文段落</w:t>
+      <w:hyperlink r:id="rId40">
+        <w:r>
+          <w:rPr>
+            <w:lang w:val="zh_TW" w:bidi="zh_TW"/>
+          </w:rPr>
+          <w:rPr>
+            <w:color w:val="0000EE"/>
+            <w:u w:val="single"/>
+          </w:rPr>
+          <w:t>創13:8–12</w:t>
+        </w:r>
+      </w:hyperlink>
+      <w:r>
+        <w:rPr>
+          <w:lang w:val="zh_TW" w:bidi="zh_TW"/>
+        </w:rPr>
+        <w:t>，</w:t>
+      </w:r>
+      <w:hyperlink r:id="rId41">
+        <w:r>
+          <w:rPr>
+            <w:lang w:val="zh_TW" w:bidi="zh_TW"/>
+          </w:rPr>
+          <w:rPr>
+            <w:color w:val="0000EE"/>
+            <w:u w:val="single"/>
+          </w:rPr>
+          <w:t>14:11–24</w:t>
+        </w:r>
+      </w:hyperlink>
+      <w:r>
+        <w:rPr>
+          <w:lang w:val="zh_TW" w:bidi="zh_TW"/>
+        </w:rPr>
+        <w:t>，</w:t>
+      </w:r>
+      <w:hyperlink r:id="rId42">
+        <w:r>
+          <w:rPr>
+            <w:lang w:val="zh_TW" w:bidi="zh_TW"/>
+          </w:rPr>
+          <w:rPr>
+            <w:color w:val="0000EE"/>
+            <w:u w:val="single"/>
+          </w:rPr>
+          <w:t>30:31–32</w:t>
+        </w:r>
+      </w:hyperlink>
+      <w:r>
+        <w:rPr>
+          <w:lang w:val="zh_TW" w:bidi="zh_TW"/>
+        </w:rPr>
+        <w:t>；</w:t>
+      </w:r>
+      <w:hyperlink r:id="rId13">
+        <w:r>
+          <w:rPr>
+            <w:lang w:val="zh_TW" w:bidi="zh_TW"/>
+          </w:rPr>
+          <w:rPr>
+            <w:color w:val="0000EE"/>
+            <w:u w:val="single"/>
+          </w:rPr>
+          <w:t>出14:31</w:t>
+        </w:r>
+      </w:hyperlink>
+      <w:r>
+        <w:rPr>
+          <w:lang w:val="zh_TW" w:bidi="zh_TW"/>
+        </w:rPr>
+        <w:t>；</w:t>
+      </w:r>
+      <w:hyperlink r:id="rId15">
+        <w:r>
+          <w:rPr>
+            <w:lang w:val="zh_TW" w:bidi="zh_TW"/>
+          </w:rPr>
+          <w:rPr>
+            <w:color w:val="0000EE"/>
+            <w:u w:val="single"/>
+          </w:rPr>
+          <w:t>民12:3</w:t>
+        </w:r>
+      </w:hyperlink>
+      <w:r>
+        <w:rPr>
+          <w:lang w:val="zh_TW" w:bidi="zh_TW"/>
+        </w:rPr>
+        <w:t>、</w:t>
+      </w:r>
+      <w:hyperlink r:id="rId14">
+        <w:r>
+          <w:rPr>
+            <w:lang w:val="zh_TW" w:bidi="zh_TW"/>
+          </w:rPr>
+          <w:rPr>
+            <w:color w:val="0000EE"/>
+            <w:u w:val="single"/>
+          </w:rPr>
+          <w:t>7–8</w:t>
+        </w:r>
+      </w:hyperlink>
+      <w:r>
+        <w:rPr>
+          <w:lang w:val="zh_TW" w:bidi="zh_TW"/>
+        </w:rPr>
+        <w:t>；</w:t>
+      </w:r>
+      <w:hyperlink r:id="rId16">
+        <w:r>
+          <w:rPr>
+            <w:lang w:val="zh_TW" w:bidi="zh_TW"/>
+          </w:rPr>
+          <w:rPr>
+            <w:color w:val="0000EE"/>
+            <w:u w:val="single"/>
+          </w:rPr>
+          <w:t>申34:10–12</w:t>
+        </w:r>
+      </w:hyperlink>
+      <w:r>
+        <w:rPr>
+          <w:lang w:val="zh_TW" w:bidi="zh_TW"/>
+        </w:rPr>
+        <w:t>；</w:t>
+      </w:r>
+      <w:hyperlink r:id="rId43">
+        <w:r>
+          <w:rPr>
+            <w:lang w:val="zh_TW" w:bidi="zh_TW"/>
+          </w:rPr>
+          <w:rPr>
+            <w:color w:val="0000EE"/>
+            <w:u w:val="single"/>
+          </w:rPr>
+          <w:t>王上12:1–7</w:t>
+        </w:r>
+      </w:hyperlink>
+      <w:r>
+        <w:rPr>
+          <w:lang w:val="zh_TW" w:bidi="zh_TW"/>
+        </w:rPr>
+        <w:t>；</w:t>
+      </w:r>
+      <w:hyperlink r:id="rId18">
+        <w:r>
+          <w:rPr>
+            <w:lang w:val="zh_TW" w:bidi="zh_TW"/>
+          </w:rPr>
+          <w:rPr>
+            <w:color w:val="0000EE"/>
+            <w:u w:val="single"/>
+          </w:rPr>
+          <w:t>賽52:13–53:12</w:t>
+        </w:r>
+      </w:hyperlink>
+      <w:r>
+        <w:rPr>
+          <w:lang w:val="zh_TW" w:bidi="zh_TW"/>
+        </w:rPr>
+        <w:t>；</w:t>
+      </w:r>
+      <w:hyperlink r:id="rId21">
+        <w:r>
+          <w:rPr>
+            <w:lang w:val="zh_TW" w:bidi="zh_TW"/>
+          </w:rPr>
+          <w:rPr>
+            <w:color w:val="0000EE"/>
+            <w:u w:val="single"/>
+          </w:rPr>
+          <w:t>太18:4</w:t>
+        </w:r>
+      </w:hyperlink>
+      <w:r>
+        <w:rPr>
+          <w:lang w:val="zh_TW" w:bidi="zh_TW"/>
+        </w:rPr>
+        <w:t>，</w:t>
+      </w:r>
+      <w:hyperlink r:id="rId23">
+        <w:r>
+          <w:rPr>
+            <w:lang w:val="zh_TW" w:bidi="zh_TW"/>
+          </w:rPr>
+          <w:rPr>
+            <w:color w:val="0000EE"/>
+            <w:u w:val="single"/>
+          </w:rPr>
+          <w:t>20:24–28</w:t>
+        </w:r>
+      </w:hyperlink>
+      <w:r>
+        <w:rPr>
+          <w:lang w:val="zh_TW" w:bidi="zh_TW"/>
+        </w:rPr>
+        <w:t>，</w:t>
+      </w:r>
+      <w:hyperlink r:id="rId24">
+        <w:r>
+          <w:rPr>
+            <w:lang w:val="zh_TW" w:bidi="zh_TW"/>
+          </w:rPr>
+          <w:rPr>
+            <w:color w:val="0000EE"/>
+            <w:u w:val="single"/>
+          </w:rPr>
+          <w:t>23:11–12</w:t>
+        </w:r>
+      </w:hyperlink>
+      <w:r>
+        <w:rPr>
+          <w:lang w:val="zh_TW" w:bidi="zh_TW"/>
+        </w:rPr>
+        <w:t>；</w:t>
+      </w:r>
+      <w:hyperlink r:id="rId22">
+        <w:r>
+          <w:rPr>
+            <w:lang w:val="zh_TW" w:bidi="zh_TW"/>
+          </w:rPr>
+          <w:rPr>
+            <w:color w:val="0000EE"/>
+            <w:u w:val="single"/>
+          </w:rPr>
+          <w:t>可10:35–45</w:t>
+        </w:r>
+      </w:hyperlink>
+      <w:r>
+        <w:rPr>
+          <w:lang w:val="zh_TW" w:bidi="zh_TW"/>
+        </w:rPr>
+        <w:t>；</w:t>
+      </w:r>
+      <w:hyperlink r:id="rId20">
+        <w:r>
+          <w:rPr>
+            <w:lang w:val="zh_TW" w:bidi="zh_TW"/>
+          </w:rPr>
+          <w:rPr>
+            <w:color w:val="0000EE"/>
+            <w:u w:val="single"/>
+          </w:rPr>
+          <w:t>約10:11</w:t>
+        </w:r>
+      </w:hyperlink>
+      <w:r>
+        <w:rPr>
+          <w:lang w:val="zh_TW" w:bidi="zh_TW"/>
+        </w:rPr>
+        <w:t>，</w:t>
+      </w:r>
+      <w:hyperlink r:id="rId26">
+        <w:r>
+          <w:rPr>
+            <w:lang w:val="zh_TW" w:bidi="zh_TW"/>
+          </w:rPr>
+          <w:rPr>
+            <w:color w:val="0000EE"/>
+            <w:u w:val="single"/>
+          </w:rPr>
+          <w:t>12:27–28</w:t>
+        </w:r>
+      </w:hyperlink>
+      <w:r>
+        <w:rPr>
+          <w:lang w:val="zh_TW" w:bidi="zh_TW"/>
+        </w:rPr>
+        <w:t>；</w:t>
+      </w:r>
+      <w:hyperlink r:id="rId34">
+        <w:r>
+          <w:rPr>
+            <w:lang w:val="zh_TW" w:bidi="zh_TW"/>
+          </w:rPr>
+          <w:rPr>
+            <w:color w:val="0000EE"/>
+            <w:u w:val="single"/>
+          </w:rPr>
+          <w:t>徒3:1–11</w:t>
+        </w:r>
+      </w:hyperlink>
+      <w:r>
+        <w:rPr>
+          <w:lang w:val="zh_TW" w:bidi="zh_TW"/>
+        </w:rPr>
+        <w:t>，</w:t>
+      </w:r>
+      <w:hyperlink r:id="rId35">
+        <w:r>
+          <w:rPr>
+            <w:lang w:val="zh_TW" w:bidi="zh_TW"/>
+          </w:rPr>
+          <w:rPr>
+            <w:color w:val="0000EE"/>
+            <w:u w:val="single"/>
+          </w:rPr>
+          <w:t>4:13–22</w:t>
+        </w:r>
+      </w:hyperlink>
+      <w:r>
+        <w:rPr>
+          <w:lang w:val="zh_TW" w:bidi="zh_TW"/>
+        </w:rPr>
+        <w:t>，</w:t>
+      </w:r>
+      <w:hyperlink r:id="rId36">
+        <w:r>
+          <w:rPr>
+            <w:lang w:val="zh_TW" w:bidi="zh_TW"/>
+          </w:rPr>
+          <w:rPr>
+            <w:color w:val="0000EE"/>
+            <w:u w:val="single"/>
+          </w:rPr>
+          <w:t>5:12–16</w:t>
+        </w:r>
+      </w:hyperlink>
+      <w:r>
+        <w:rPr>
+          <w:lang w:val="zh_TW" w:bidi="zh_TW"/>
+        </w:rPr>
+        <w:t>，</w:t>
+      </w:r>
+      <w:hyperlink r:id="rId37">
+        <w:r>
+          <w:rPr>
+            <w:lang w:val="zh_TW" w:bidi="zh_TW"/>
+          </w:rPr>
+          <w:rPr>
+            <w:color w:val="0000EE"/>
+            <w:u w:val="single"/>
+          </w:rPr>
+          <w:t>9:32–42</w:t>
+        </w:r>
+      </w:hyperlink>
+      <w:r>
+        <w:rPr>
+          <w:lang w:val="zh_TW" w:bidi="zh_TW"/>
+        </w:rPr>
+        <w:t>；</w:t>
+      </w:r>
+      <w:hyperlink r:id="rId28">
+        <w:r>
+          <w:rPr>
+            <w:lang w:val="zh_TW" w:bidi="zh_TW"/>
+          </w:rPr>
+          <w:rPr>
+            <w:color w:val="0000EE"/>
+            <w:u w:val="single"/>
+          </w:rPr>
+          <w:t>羅8:17</w:t>
+        </w:r>
+      </w:hyperlink>
+      <w:r>
+        <w:rPr>
+          <w:lang w:val="zh_TW" w:bidi="zh_TW"/>
+        </w:rPr>
+        <w:t>；</w:t>
+      </w:r>
+      <w:hyperlink r:id="rId44">
+        <w:r>
+          <w:rPr>
+            <w:lang w:val="zh_TW" w:bidi="zh_TW"/>
+          </w:rPr>
+          <w:rPr>
+            <w:color w:val="0000EE"/>
+            <w:u w:val="single"/>
+          </w:rPr>
+          <w:t>林後11:23–27</w:t>
+        </w:r>
+      </w:hyperlink>
+      <w:r>
+        <w:rPr>
+          <w:lang w:val="zh_TW" w:bidi="zh_TW"/>
+        </w:rPr>
+        <w:t>；</w:t>
+      </w:r>
+      <w:hyperlink r:id="rId29">
+        <w:r>
+          <w:rPr>
+            <w:lang w:val="zh_TW" w:bidi="zh_TW"/>
+          </w:rPr>
+          <w:rPr>
+            <w:color w:val="0000EE"/>
+            <w:u w:val="single"/>
+          </w:rPr>
+          <w:t>加5:13</w:t>
+        </w:r>
+      </w:hyperlink>
+      <w:r>
+        <w:rPr>
+          <w:lang w:val="zh_TW" w:bidi="zh_TW"/>
+        </w:rPr>
+        <w:t>；</w:t>
+      </w:r>
+      <w:hyperlink r:id="rId32">
+        <w:r>
+          <w:rPr>
+            <w:lang w:val="zh_TW" w:bidi="zh_TW"/>
+          </w:rPr>
+          <w:rPr>
+            <w:color w:val="0000EE"/>
+            <w:u w:val="single"/>
+          </w:rPr>
+          <w:t>腓2:25–30</w:t>
+        </w:r>
+      </w:hyperlink>
+      <w:r>
+        <w:rPr>
+          <w:lang w:val="zh_TW" w:bidi="zh_TW"/>
+        </w:rPr>
+        <w:t>；</w:t>
+      </w:r>
+      <w:hyperlink r:id="rId33">
+        <w:r>
+          <w:rPr>
+            <w:lang w:val="zh_TW" w:bidi="zh_TW"/>
+          </w:rPr>
+          <w:rPr>
+            <w:color w:val="0000EE"/>
+            <w:u w:val="single"/>
+          </w:rPr>
+          <w:t>西4:7</w:t>
+        </w:r>
+      </w:hyperlink>
+      <w:r>
+        <w:rPr>
+          <w:lang w:val="zh_TW" w:bidi="zh_TW"/>
+        </w:rPr>
+        <w:t>；</w:t>
+      </w:r>
+      <w:hyperlink r:id="rId30">
+        <w:r>
+          <w:rPr>
+            <w:lang w:val="zh_TW" w:bidi="zh_TW"/>
+          </w:rPr>
+          <w:rPr>
+            <w:color w:val="0000EE"/>
+            <w:u w:val="single"/>
+          </w:rPr>
+          <w:t>提後1:8</w:t>
+        </w:r>
+      </w:hyperlink>
+      <w:r>
+        <w:rPr>
+          <w:lang w:val="zh_TW" w:bidi="zh_TW"/>
+        </w:rPr>
+        <w:t>，</w:t>
+      </w:r>
+      <w:hyperlink r:id="rId31">
+        <w:r>
+          <w:rPr>
+            <w:lang w:val="zh_TW" w:bidi="zh_TW"/>
+          </w:rPr>
+          <w:rPr>
+            <w:color w:val="0000EE"/>
+            <w:u w:val="single"/>
+          </w:rPr>
+          <w:t>2:3</w:t>
+        </w:r>
+      </w:hyperlink>
+      <w:r>
+        <w:rPr>
+          <w:lang w:val="zh_TW" w:bidi="zh_TW"/>
+        </w:rPr>
+        <w:t>；</w:t>
+      </w:r>
+      <w:hyperlink r:id="rId38">
+        <w:r>
+          <w:rPr>
+            <w:lang w:val="zh_TW" w:bidi="zh_TW"/>
+          </w:rPr>
+          <w:rPr>
+            <w:color w:val="0000EE"/>
+            <w:u w:val="single"/>
+          </w:rPr>
+          <w:t>彼前4:10–11</w:t>
+        </w:r>
+      </w:hyperlink>
+      <w:r>
+        <w:rPr>
+          <w:lang w:val="zh_TW" w:bidi="zh_TW"/>
+        </w:rPr>
+        <w:t>，</w:t>
+      </w:r>
+      <w:hyperlink r:id="rId39">
+        <w:r>
+          <w:rPr>
+            <w:lang w:val="zh_TW" w:bidi="zh_TW"/>
+          </w:rPr>
+          <w:rPr>
+            <w:color w:val="0000EE"/>
+            <w:u w:val="single"/>
+          </w:rPr>
+          <w:t>5:1–5</w:t>
+        </w:r>
+      </w:hyperlink>
+      <w:r>
+        <w:rPr>
+          <w:lang w:val="zh_TW" w:bidi="zh_TW"/>
+        </w:rPr>
+      </w:r>
+      <w:r>
+        <w:rPr>
+          <w:lang w:val="zh_TW" w:bidi="zh_TW"/>
+        </w:rPr>
       </w:r>
     </w:p>
     <w:p>
@@ -738,16 +1336,295 @@
           <w:lang w:val="zh_TW" w:bidi="zh_TW"/>
         </w:rPr>
       </w:r>
-      <w:hyperlink r:id="rId22">
-        <w:r>
-          <w:rPr>
-            <w:lang w:val="zh_TW" w:bidi="zh_TW"/>
-          </w:rPr>
-          <w:rPr>
-            <w:color w:val="0000EE"/>
-            <w:u w:val="single"/>
-          </w:rPr>
-          <w:t>出6:7</w:t>
+    </w:p>
+    <w:p>
+      <w:pPr>
+        <w:pStyle w:val="Heading2"/>
+      </w:pPr>
+      <w:r>
+        <w:rPr>
+          <w:lang w:val="zh_TW" w:bidi="zh_TW"/>
+        </w:rPr>
+        <w:t>普珥節</w:t>
+      </w:r>
+      <w:r>
+        <w:rPr>
+          <w:lang w:val="zh_TW" w:bidi="zh_TW"/>
+        </w:rPr>
+      </w:r>
+    </w:p>
+    <w:p>
+      <w:pPr/>
+      <w:r>
+        <w:rPr>
+          <w:lang w:val="zh_TW" w:bidi="zh_TW"/>
+        </w:rPr>
+      </w:r>
+      <w:r>
+        <w:rPr>
+          <w:lang w:val="zh_TW" w:bidi="zh_TW"/>
+        </w:rPr>
+        <w:t>普珥節（The Feast of Purim）是舊約中，唯一不是在摩西時期設立的節期。它的名稱來自一個意思是</w:t>
+      </w:r>
+      <w:r>
+        <w:rPr>
+          <w:b/>
+          <w:lang w:val="zh_TW" w:bidi="zh_TW"/>
+        </w:rPr>
+        <w:t>籤</w:t>
+      </w:r>
+      <w:r>
+        <w:rPr>
+          <w:lang w:val="zh_TW" w:bidi="zh_TW"/>
+        </w:rPr>
+        <w:t>或</w:t>
+      </w:r>
+      <w:r>
+        <w:rPr>
+          <w:b/>
+          <w:lang w:val="zh_TW" w:bidi="zh_TW"/>
+        </w:rPr>
+        <w:t>骰子</w:t>
+      </w:r>
+      <w:r>
+        <w:rPr>
+          <w:lang w:val="zh_TW" w:bidi="zh_TW"/>
+        </w:rPr>
+        <w:t>的字（希伯來文</w:t>
+      </w:r>
+      <w:r>
+        <w:rPr>
+          <w:i/>
+          <w:lang w:val="zh_TW" w:bidi="zh_TW"/>
+        </w:rPr>
+        <w:t>purim</w:t>
+      </w:r>
+      <w:r>
+        <w:rPr>
+          <w:lang w:val="zh_TW" w:bidi="zh_TW"/>
+        </w:rPr>
+        <w:t>，源自亞喀得語</w:t>
+      </w:r>
+      <w:r>
+        <w:rPr>
+          <w:i/>
+          <w:lang w:val="zh_TW" w:bidi="zh_TW"/>
+        </w:rPr>
+        <w:t>puru</w:t>
+      </w:r>
+      <w:r>
+        <w:rPr>
+          <w:lang w:val="zh_TW" w:bidi="zh_TW"/>
+        </w:rPr>
+        <w:t>）。在古代，人們常透過擲</w:t>
+      </w:r>
+      <w:r>
+        <w:rPr>
+          <w:b/>
+          <w:lang w:val="zh_TW" w:bidi="zh_TW"/>
+        </w:rPr>
+        <w:t>普珥</w:t>
+      </w:r>
+      <w:r>
+        <w:rPr>
+          <w:lang w:val="zh_TW" w:bidi="zh_TW"/>
+        </w:rPr>
+        <w:t>來</w:t>
+      </w:r>
+      <w:r>
+        <w:rPr>
+          <w:lang w:val="zh_TW" w:bidi="zh_TW"/>
+        </w:rPr>
+        <w:t>尋求神的旨意</w:t>
+      </w:r>
+      <w:r>
+        <w:rPr>
+          <w:lang w:val="zh_TW" w:bidi="zh_TW"/>
+        </w:rPr>
+        <w:t>：擲得好數字表示</w:t>
+      </w:r>
+      <w:r>
+        <w:rPr>
+          <w:lang w:val="zh_TW" w:bidi="zh_TW"/>
+        </w:rPr>
+        <w:t>蒙允准</w:t>
+      </w:r>
+      <w:r>
+        <w:rPr>
+          <w:lang w:val="zh_TW" w:bidi="zh_TW"/>
+        </w:rPr>
+        <w:t>，壞數字</w:t>
+      </w:r>
+      <w:r>
+        <w:rPr>
+          <w:lang w:val="zh_TW" w:bidi="zh_TW"/>
+        </w:rPr>
+        <w:t>則意味拒絕</w:t>
+      </w:r>
+      <w:r>
+        <w:rPr>
+          <w:lang w:val="zh_TW" w:bidi="zh_TW"/>
+        </w:rPr>
+        <w:t>。</w:t>
+      </w:r>
+    </w:p>
+    <w:p>
+      <w:pPr/>
+      <w:r>
+        <w:rPr>
+          <w:lang w:val="zh_TW" w:bidi="zh_TW"/>
+        </w:rPr>
+      </w:r>
+      <w:r>
+        <w:rPr>
+          <w:lang w:val="zh_TW" w:bidi="zh_TW"/>
+        </w:rPr>
+        <w:t>在波斯書珊城（Susa）王宮的寶座廳附近，考古學家發現了一個四面體小物件，每面刻有數字；一個類似這樣的骰子，上面寫有</w:t>
+      </w:r>
+      <w:r>
+        <w:rPr>
+          <w:i/>
+          <w:lang w:val="zh_TW" w:bidi="zh_TW"/>
+        </w:rPr>
+        <w:t>pur</w:t>
+      </w:r>
+      <w:r>
+        <w:rPr>
+          <w:lang w:val="zh_TW" w:bidi="zh_TW"/>
+        </w:rPr>
+        <w:t>，則可追溯到公元前800的時期。以斯帖記中提到，波斯的占星師就是用</w:t>
+      </w:r>
+      <w:r>
+        <w:rPr>
+          <w:b/>
+          <w:lang w:val="zh_TW" w:bidi="zh_TW"/>
+        </w:rPr>
+        <w:t>普珥</w:t>
+      </w:r>
+      <w:r>
+        <w:rPr>
+          <w:lang w:val="zh_TW" w:bidi="zh_TW"/>
+        </w:rPr>
+        <w:t>，來決定攻擊猶太人的最佳時機（</w:t>
+      </w:r>
+      <w:hyperlink r:id="rId45">
+        <w:r>
+          <w:rPr>
+            <w:lang w:val="zh_TW" w:bidi="zh_TW"/>
+          </w:rPr>
+          <w:rPr>
+            <w:color w:val="0000EE"/>
+            <w:u w:val="single"/>
+          </w:rPr>
+          <w:t>斯3:7</w:t>
+        </w:r>
+      </w:hyperlink>
+      <w:r>
+        <w:rPr>
+          <w:lang w:val="zh_TW" w:bidi="zh_TW"/>
+        </w:rPr>
+        <w:t>）。</w:t>
+      </w:r>
+    </w:p>
+    <w:p>
+      <w:pPr/>
+      <w:r>
+        <w:rPr>
+          <w:lang w:val="zh_TW" w:bidi="zh_TW"/>
+        </w:rPr>
+      </w:r>
+      <w:r>
+        <w:rPr>
+          <w:lang w:val="zh_TW" w:bidi="zh_TW"/>
+        </w:rPr>
+        <w:t>在公元前473年3月7日，神拯救了祂的子民脫離必死的危機，與神在逾越節拯救以色列人出埃及的事件相似。末底改和以斯帖設立了年度慶典，讓後代記住神的拯救（</w:t>
+      </w:r>
+      <w:hyperlink r:id="rId46">
+        <w:r>
+          <w:rPr>
+            <w:lang w:val="zh_TW" w:bidi="zh_TW"/>
+          </w:rPr>
+          <w:rPr>
+            <w:color w:val="0000EE"/>
+            <w:u w:val="single"/>
+          </w:rPr>
+          <w:t>斯9:28</w:t>
+        </w:r>
+      </w:hyperlink>
+      <w:r>
+        <w:rPr>
+          <w:lang w:val="zh_TW" w:bidi="zh_TW"/>
+        </w:rPr>
+        <w:t>）。後來，普珥節成為普遍猶太人都會慶祝的節期（見馬加比二書十五章36節；約瑟夫，猶太古史記11.6.13；可能是</w:t>
+      </w:r>
+      <w:hyperlink r:id="rId47">
+        <w:r>
+          <w:rPr>
+            <w:lang w:val="zh_TW" w:bidi="zh_TW"/>
+          </w:rPr>
+          <w:rPr>
+            <w:color w:val="0000EE"/>
+            <w:u w:val="single"/>
+          </w:rPr>
+          <w:t>約5:1</w:t>
+        </w:r>
+      </w:hyperlink>
+      <w:r>
+        <w:rPr>
+          <w:lang w:val="zh_TW" w:bidi="zh_TW"/>
+        </w:rPr>
+        <w:t>）。</w:t>
+      </w:r>
+    </w:p>
+    <w:p>
+      <w:pPr/>
+      <w:r>
+        <w:rPr>
+          <w:lang w:val="zh_TW" w:bidi="zh_TW"/>
+        </w:rPr>
+      </w:r>
+      <w:r>
+        <w:rPr>
+          <w:lang w:val="zh_TW" w:bidi="zh_TW"/>
+        </w:rPr>
+        <w:t>神拯救祂所揀選的子民，原本敵人要在那天滅絕猶太人，那天卻反而成了猶太人戰勝仇敵的日子，他們並以歡慶作結。</w:t>
+      </w:r>
+      <w:r>
+        <w:rPr>
+          <w:lang w:val="zh_TW" w:bidi="zh_TW"/>
+        </w:rPr>
+        <w:t>如今，猶太人在普珥節前禁食禱告，紀念以斯帖王后冒死覲見王前的禁食</w:t>
+      </w:r>
+      <w:r>
+        <w:rPr>
+          <w:lang w:val="zh_TW" w:bidi="zh_TW"/>
+        </w:rPr>
+        <w:t>。這禁食就在普珥節前，而普珥節則是在猶太曆亞達月（Adar）的第十四日（約在二月或三月）舉行。</w:t>
+      </w:r>
+    </w:p>
+    <w:p>
+      <w:pPr/>
+      <w:r>
+        <w:rPr>
+          <w:lang w:val="zh_TW" w:bidi="zh_TW"/>
+        </w:rPr>
+      </w:r>
+      <w:r>
+        <w:rPr>
+          <w:lang w:val="zh_TW" w:bidi="zh_TW"/>
+        </w:rPr>
+        <w:t>在充滿喜樂的普珥節期間，猶太人會誦讀以斯帖的故事，大聲對哈曼喝倒采，又為末底改歡呼。他們共享盛宴，與朋友交換食物和禮物，並救濟窮人。普珥節慶祝神如何保護猶太人脫離危難，也見證神如何在歷史中，一直看顧與保守祂的子民（另見</w:t>
+      </w:r>
+      <w:hyperlink r:id="rId48">
+        <w:r>
+          <w:rPr>
+            <w:lang w:val="zh_TW" w:bidi="zh_TW"/>
+          </w:rPr>
+          <w:rPr>
+            <w:color w:val="0000EE"/>
+            <w:u w:val="single"/>
+          </w:rPr>
+          <w:t>創45:5</w:t>
         </w:r>
       </w:hyperlink>
       <w:r>
@@ -756,16 +1633,88 @@
         </w:rPr>
         <w:t>；</w:t>
       </w:r>
-      <w:hyperlink r:id="rId25">
-        <w:r>
-          <w:rPr>
-            <w:lang w:val="zh_TW" w:bidi="zh_TW"/>
-          </w:rPr>
-          <w:rPr>
-            <w:color w:val="0000EE"/>
-            <w:u w:val="single"/>
-          </w:rPr>
-          <w:t>耶2:1–3:10</w:t>
+      <w:hyperlink r:id="rId49">
+        <w:r>
+          <w:rPr>
+            <w:lang w:val="zh_TW" w:bidi="zh_TW"/>
+          </w:rPr>
+          <w:rPr>
+            <w:color w:val="0000EE"/>
+            <w:u w:val="single"/>
+          </w:rPr>
+          <w:t>詩91</w:t>
+        </w:r>
+      </w:hyperlink>
+      <w:r>
+        <w:rPr>
+          <w:lang w:val="zh_TW" w:bidi="zh_TW"/>
+        </w:rPr>
+        <w:t>；</w:t>
+      </w:r>
+      <w:hyperlink r:id="rId50">
+        <w:r>
+          <w:rPr>
+            <w:lang w:val="zh_TW" w:bidi="zh_TW"/>
+          </w:rPr>
+          <w:rPr>
+            <w:color w:val="0000EE"/>
+            <w:u w:val="single"/>
+          </w:rPr>
+          <w:t>箴16:9</w:t>
+        </w:r>
+      </w:hyperlink>
+      <w:r>
+        <w:rPr>
+          <w:lang w:val="zh_TW" w:bidi="zh_TW"/>
+        </w:rPr>
+        <w:t>、</w:t>
+      </w:r>
+      <w:hyperlink r:id="rId51">
+        <w:r>
+          <w:rPr>
+            <w:lang w:val="zh_TW" w:bidi="zh_TW"/>
+          </w:rPr>
+          <w:rPr>
+            <w:color w:val="0000EE"/>
+            <w:u w:val="single"/>
+          </w:rPr>
+          <w:t>33</w:t>
+        </w:r>
+      </w:hyperlink>
+      <w:r>
+        <w:rPr>
+          <w:lang w:val="zh_TW" w:bidi="zh_TW"/>
+        </w:rPr>
+        <w:t>；</w:t>
+      </w:r>
+      <w:hyperlink r:id="rId52">
+        <w:r>
+          <w:rPr>
+            <w:lang w:val="zh_TW" w:bidi="zh_TW"/>
+          </w:rPr>
+          <w:rPr>
+            <w:color w:val="0000EE"/>
+            <w:u w:val="single"/>
+          </w:rPr>
+          <w:t>但2:21</w:t>
+        </w:r>
+      </w:hyperlink>
+      <w:r>
+        <w:rPr>
+          <w:lang w:val="zh_TW" w:bidi="zh_TW"/>
+        </w:rPr>
+        <w:t>；</w:t>
+      </w:r>
+      <w:hyperlink r:id="rId53">
+        <w:r>
+          <w:rPr>
+            <w:lang w:val="zh_TW" w:bidi="zh_TW"/>
+          </w:rPr>
+          <w:rPr>
+            <w:color w:val="0000EE"/>
+            <w:u w:val="single"/>
+          </w:rPr>
+          <w:t>徒1:6–7</w:t>
         </w:r>
       </w:hyperlink>
       <w:r>
@@ -774,16 +1723,16 @@
         </w:rPr>
         <w:t>，</w:t>
       </w:r>
-      <w:hyperlink r:id="rId26">
-        <w:r>
-          <w:rPr>
-            <w:lang w:val="zh_TW" w:bidi="zh_TW"/>
-          </w:rPr>
-          <w:rPr>
-            <w:color w:val="0000EE"/>
-            <w:u w:val="single"/>
-          </w:rPr>
-          <w:t>4:4</w:t>
+      <w:hyperlink r:id="rId54">
+        <w:r>
+          <w:rPr>
+            <w:lang w:val="zh_TW" w:bidi="zh_TW"/>
+          </w:rPr>
+          <w:rPr>
+            <w:color w:val="0000EE"/>
+            <w:u w:val="single"/>
+          </w:rPr>
+          <w:t>2:22–23</w:t>
         </w:r>
       </w:hyperlink>
       <w:r>
@@ -792,16 +1741,16 @@
         </w:rPr>
         <w:t>，</w:t>
       </w:r>
-      <w:hyperlink r:id="rId27">
-        <w:r>
-          <w:rPr>
-            <w:lang w:val="zh_TW" w:bidi="zh_TW"/>
-          </w:rPr>
-          <w:rPr>
-            <w:color w:val="0000EE"/>
-            <w:u w:val="single"/>
-          </w:rPr>
-          <w:t>22:8–9</w:t>
+      <w:hyperlink r:id="rId55">
+        <w:r>
+          <w:rPr>
+            <w:lang w:val="zh_TW" w:bidi="zh_TW"/>
+          </w:rPr>
+          <w:rPr>
+            <w:color w:val="0000EE"/>
+            <w:u w:val="single"/>
+          </w:rPr>
+          <w:t>4:28–30</w:t>
         </w:r>
       </w:hyperlink>
       <w:r>
@@ -810,16 +1759,16 @@
         </w:rPr>
         <w:t>，</w:t>
       </w:r>
-      <w:hyperlink r:id="rId24">
-        <w:r>
-          <w:rPr>
-            <w:lang w:val="zh_TW" w:bidi="zh_TW"/>
-          </w:rPr>
-          <w:rPr>
-            <w:color w:val="0000EE"/>
-            <w:u w:val="single"/>
-          </w:rPr>
-          <w:t>31:31–34</w:t>
+      <w:hyperlink r:id="rId56">
+        <w:r>
+          <w:rPr>
+            <w:lang w:val="zh_TW" w:bidi="zh_TW"/>
+          </w:rPr>
+          <w:rPr>
+            <w:color w:val="0000EE"/>
+            <w:u w:val="single"/>
+          </w:rPr>
+          <w:t>17:24–27</w:t>
         </w:r>
       </w:hyperlink>
       <w:r>
@@ -828,16 +1777,16 @@
         </w:rPr>
         <w:t>；</w:t>
       </w:r>
-      <w:hyperlink r:id="rId28">
-        <w:r>
-          <w:rPr>
-            <w:lang w:val="zh_TW" w:bidi="zh_TW"/>
-          </w:rPr>
-          <w:rPr>
-            <w:color w:val="0000EE"/>
-            <w:u w:val="single"/>
-          </w:rPr>
-          <w:t>結16:1–63</w:t>
+      <w:hyperlink r:id="rId57">
+        <w:r>
+          <w:rPr>
+            <w:lang w:val="zh_TW" w:bidi="zh_TW"/>
+          </w:rPr>
+          <w:rPr>
+            <w:color w:val="0000EE"/>
+            <w:u w:val="single"/>
+          </w:rPr>
+          <w:t>羅8:28</w:t>
         </w:r>
       </w:hyperlink>
       <w:r>
@@ -846,16 +1795,75 @@
         </w:rPr>
         <w:t>；</w:t>
       </w:r>
-      <w:hyperlink r:id="rId29">
-        <w:r>
-          <w:rPr>
-            <w:lang w:val="zh_TW" w:bidi="zh_TW"/>
-          </w:rPr>
-          <w:rPr>
-            <w:color w:val="0000EE"/>
-            <w:u w:val="single"/>
-          </w:rPr>
-          <w:t>何2:2–13</w:t>
+      <w:hyperlink r:id="rId58">
+        <w:r>
+          <w:rPr>
+            <w:lang w:val="zh_TW" w:bidi="zh_TW"/>
+          </w:rPr>
+          <w:rPr>
+            <w:color w:val="0000EE"/>
+            <w:u w:val="single"/>
+          </w:rPr>
+          <w:t>彼前3:12</w:t>
+        </w:r>
+      </w:hyperlink>
+      <w:r>
+        <w:rPr>
+          <w:lang w:val="zh_TW" w:bidi="zh_TW"/>
+        </w:rPr>
+        <w:t>）。</w:t>
+      </w:r>
+    </w:p>
+    <w:p>
+      <w:pPr/>
+      <w:r>
+        <w:rPr>
+          <w:lang w:val="zh_TW" w:bidi="zh_TW"/>
+        </w:rPr>
+      </w:r>
+      <w:r>
+        <w:rPr>
+          <w:u w:val="single"/>
+          <w:lang w:val="zh_TW" w:bidi="zh_TW"/>
+        </w:rPr>
+        <w:t>進深研究的經文段落</w:t>
+      </w:r>
+    </w:p>
+    <w:p>
+      <w:pPr/>
+      <w:r>
+        <w:rPr>
+          <w:lang w:val="zh_TW" w:bidi="zh_TW"/>
+        </w:rPr>
+      </w:r>
+      <w:hyperlink r:id="rId59">
+        <w:r>
+          <w:rPr>
+            <w:lang w:val="zh_TW" w:bidi="zh_TW"/>
+          </w:rPr>
+          <w:rPr>
+            <w:color w:val="0000EE"/>
+            <w:u w:val="single"/>
+          </w:rPr>
+          <w:t>斯9:1–32</w:t>
+        </w:r>
+      </w:hyperlink>
+      <w:r>
+        <w:rPr>
+          <w:lang w:val="zh_TW" w:bidi="zh_TW"/>
+        </w:rPr>
+        <w:t>；</w:t>
+      </w:r>
+      <w:hyperlink r:id="rId60">
+        <w:r>
+          <w:rPr>
+            <w:lang w:val="zh_TW" w:bidi="zh_TW"/>
+          </w:rPr>
+          <w:rPr>
+            <w:color w:val="0000EE"/>
+            <w:u w:val="single"/>
+          </w:rPr>
+          <w:t>詩37:23</w:t>
         </w:r>
       </w:hyperlink>
       <w:r>
@@ -864,34 +1872,88 @@
         </w:rPr>
         <w:t>，</w:t>
       </w:r>
-      <w:hyperlink r:id="rId30">
-        <w:r>
-          <w:rPr>
-            <w:lang w:val="zh_TW" w:bidi="zh_TW"/>
-          </w:rPr>
-          <w:rPr>
-            <w:color w:val="0000EE"/>
-            <w:u w:val="single"/>
-          </w:rPr>
-          <w:t>3:1</w:t>
-        </w:r>
-      </w:hyperlink>
-      <w:r>
-        <w:rPr>
-          <w:lang w:val="zh_TW" w:bidi="zh_TW"/>
-        </w:rPr>
-        <w:t>，</w:t>
-      </w:r>
-      <w:hyperlink r:id="rId31">
-        <w:r>
-          <w:rPr>
-            <w:lang w:val="zh_TW" w:bidi="zh_TW"/>
-          </w:rPr>
-          <w:rPr>
-            <w:color w:val="0000EE"/>
-            <w:u w:val="single"/>
-          </w:rPr>
-          <w:t>4:1–5:15</w:t>
+      <w:hyperlink r:id="rId49">
+        <w:r>
+          <w:rPr>
+            <w:lang w:val="zh_TW" w:bidi="zh_TW"/>
+          </w:rPr>
+          <w:rPr>
+            <w:color w:val="0000EE"/>
+            <w:u w:val="single"/>
+          </w:rPr>
+          <w:t>91:1–16</w:t>
+        </w:r>
+      </w:hyperlink>
+      <w:r>
+        <w:rPr>
+          <w:lang w:val="zh_TW" w:bidi="zh_TW"/>
+        </w:rPr>
+        <w:t>；</w:t>
+      </w:r>
+      <w:hyperlink r:id="rId50">
+        <w:r>
+          <w:rPr>
+            <w:lang w:val="zh_TW" w:bidi="zh_TW"/>
+          </w:rPr>
+          <w:rPr>
+            <w:color w:val="0000EE"/>
+            <w:u w:val="single"/>
+          </w:rPr>
+          <w:t>箴16:9</w:t>
+        </w:r>
+      </w:hyperlink>
+      <w:r>
+        <w:rPr>
+          <w:lang w:val="zh_TW" w:bidi="zh_TW"/>
+        </w:rPr>
+        <w:t>、</w:t>
+      </w:r>
+      <w:hyperlink r:id="rId51">
+        <w:r>
+          <w:rPr>
+            <w:lang w:val="zh_TW" w:bidi="zh_TW"/>
+          </w:rPr>
+          <w:rPr>
+            <w:color w:val="0000EE"/>
+            <w:u w:val="single"/>
+          </w:rPr>
+          <w:t>33</w:t>
+        </w:r>
+      </w:hyperlink>
+      <w:r>
+        <w:rPr>
+          <w:lang w:val="zh_TW" w:bidi="zh_TW"/>
+        </w:rPr>
+        <w:t>；</w:t>
+      </w:r>
+      <w:hyperlink r:id="rId57">
+        <w:r>
+          <w:rPr>
+            <w:lang w:val="zh_TW" w:bidi="zh_TW"/>
+          </w:rPr>
+          <w:rPr>
+            <w:color w:val="0000EE"/>
+            <w:u w:val="single"/>
+          </w:rPr>
+          <w:t>羅8:28</w:t>
+        </w:r>
+      </w:hyperlink>
+      <w:r>
+        <w:rPr>
+          <w:lang w:val="zh_TW" w:bidi="zh_TW"/>
+        </w:rPr>
+        <w:t>；</w:t>
+      </w:r>
+      <w:hyperlink r:id="rId58">
+        <w:r>
+          <w:rPr>
+            <w:lang w:val="zh_TW" w:bidi="zh_TW"/>
+          </w:rPr>
+          <w:rPr>
+            <w:color w:val="0000EE"/>
+            <w:u w:val="single"/>
+          </w:rPr>
+          <w:t>彼前3:12</w:t>
         </w:r>
       </w:hyperlink>
       <w:r>

--- a/zht/docx/062.content.docx
+++ b/zht/docx/062.content.docx
@@ -19,7 +19,7 @@
         <w:rPr>
           <w:lang w:val="zh_TW" w:bidi="zh_TW"/>
         </w:rPr>
-        <w:t>Resource: Tyndale Open Study Notes</w:t>
+        <w:t>Resource: Aquifer Open Study Notes (Themes)</w:t>
       </w:r>
       <w:r>
         <w:rPr>
@@ -112,7 +112,7 @@
         <w:rPr>
           <w:lang w:val="zh_TW" w:bidi="zh_TW"/>
         </w:rPr>
-        <w:t>Tyndale Open Study Notes</w:t>
+        <w:t>Aquifer Open Study Notes (Themes)</w:t>
       </w:r>
     </w:p>
     <w:p>

--- a/zht/docx/062.content.docx
+++ b/zht/docx/062.content.docx
@@ -247,90 +247,60 @@
         </w:rPr>
         <w:t>舊約聖經描述摩西為耶和華的僕人（</w:t>
       </w:r>
-      <w:hyperlink r:id="rId13">
-        <w:r>
-          <w:rPr>
-            <w:lang w:val="zh_TW" w:bidi="zh_TW"/>
-          </w:rPr>
-          <w:rPr>
-            <w:color w:val="0000EE"/>
-            <w:u w:val="single"/>
-          </w:rPr>
-          <w:t>出14:31</w:t>
-        </w:r>
-      </w:hyperlink>
+      <w:r>
+        <w:rPr>
+          <w:lang w:val="zh_TW" w:bidi="zh_TW"/>
+        </w:rPr>
+        <w:t>出14:31</w:t>
+      </w:r>
       <w:r>
         <w:rPr>
           <w:lang w:val="zh_TW" w:bidi="zh_TW"/>
         </w:rPr>
         <w:t>；</w:t>
       </w:r>
-      <w:hyperlink r:id="rId14">
-        <w:r>
-          <w:rPr>
-            <w:lang w:val="zh_TW" w:bidi="zh_TW"/>
-          </w:rPr>
-          <w:rPr>
-            <w:color w:val="0000EE"/>
-            <w:u w:val="single"/>
-          </w:rPr>
-          <w:t>民12:7–8</w:t>
-        </w:r>
-      </w:hyperlink>
+      <w:r>
+        <w:rPr>
+          <w:lang w:val="zh_TW" w:bidi="zh_TW"/>
+        </w:rPr>
+        <w:t>民12:7–8</w:t>
+      </w:r>
       <w:r>
         <w:rPr>
           <w:lang w:val="zh_TW" w:bidi="zh_TW"/>
         </w:rPr>
         <w:t>）。摩西並不追求權力、名聲或物質利益。他對擔任領導角色感到猶豫，以謙卑的態度使用他的先知權柄（</w:t>
       </w:r>
-      <w:hyperlink r:id="rId15">
-        <w:r>
-          <w:rPr>
-            <w:lang w:val="zh_TW" w:bidi="zh_TW"/>
-          </w:rPr>
-          <w:rPr>
-            <w:color w:val="0000EE"/>
-            <w:u w:val="single"/>
-          </w:rPr>
-          <w:t>民12:3</w:t>
-        </w:r>
-      </w:hyperlink>
+      <w:r>
+        <w:rPr>
+          <w:lang w:val="zh_TW" w:bidi="zh_TW"/>
+        </w:rPr>
+        <w:t>民12:3</w:t>
+      </w:r>
       <w:r>
         <w:rPr>
           <w:lang w:val="zh_TW" w:bidi="zh_TW"/>
         </w:rPr>
         <w:t>），並深知道自己是服在神的權柄之下（見</w:t>
       </w:r>
-      <w:hyperlink r:id="rId16">
-        <w:r>
-          <w:rPr>
-            <w:lang w:val="zh_TW" w:bidi="zh_TW"/>
-          </w:rPr>
-          <w:rPr>
-            <w:color w:val="0000EE"/>
-            <w:u w:val="single"/>
-          </w:rPr>
-          <w:t>申34:10–12</w:t>
-        </w:r>
-      </w:hyperlink>
+      <w:r>
+        <w:rPr>
+          <w:lang w:val="zh_TW" w:bidi="zh_TW"/>
+        </w:rPr>
+        <w:t>申34:10–12</w:t>
+      </w:r>
       <w:r>
         <w:rPr>
           <w:lang w:val="zh_TW" w:bidi="zh_TW"/>
         </w:rPr>
         <w:t>；</w:t>
       </w:r>
-      <w:hyperlink r:id="rId17">
-        <w:r>
-          <w:rPr>
-            <w:lang w:val="zh_TW" w:bidi="zh_TW"/>
-          </w:rPr>
-          <w:rPr>
-            <w:color w:val="0000EE"/>
-            <w:u w:val="single"/>
-          </w:rPr>
-          <w:t>何12:13</w:t>
-        </w:r>
-      </w:hyperlink>
+      <w:r>
+        <w:rPr>
+          <w:lang w:val="zh_TW" w:bidi="zh_TW"/>
+        </w:rPr>
+        <w:t>何12:13</w:t>
+      </w:r>
       <w:r>
         <w:rPr>
           <w:lang w:val="zh_TW" w:bidi="zh_TW"/>
@@ -365,54 +335,36 @@
         </w:rPr>
         <w:t>拿撒勒人耶穌是完美的僕人領袖。福音書顯示耶穌是耶和華「受苦的僕人」（見</w:t>
       </w:r>
-      <w:hyperlink r:id="rId18">
-        <w:r>
-          <w:rPr>
-            <w:lang w:val="zh_TW" w:bidi="zh_TW"/>
-          </w:rPr>
-          <w:rPr>
-            <w:color w:val="0000EE"/>
-            <w:u w:val="single"/>
-          </w:rPr>
-          <w:t>賽52:13–53:12</w:t>
-        </w:r>
-      </w:hyperlink>
+      <w:r>
+        <w:rPr>
+          <w:lang w:val="zh_TW" w:bidi="zh_TW"/>
+        </w:rPr>
+        <w:t>賽52:13–53:12</w:t>
+      </w:r>
       <w:r>
         <w:rPr>
           <w:lang w:val="zh_TW" w:bidi="zh_TW"/>
         </w:rPr>
         <w:t>），特別藉著衪犧牲生命來彰顯出那終極的服事（</w:t>
       </w:r>
-      <w:hyperlink r:id="rId19">
-        <w:r>
-          <w:rPr>
-            <w:lang w:val="zh_TW" w:bidi="zh_TW"/>
-          </w:rPr>
-          <w:rPr>
-            <w:color w:val="0000EE"/>
-            <w:u w:val="single"/>
-          </w:rPr>
-          <w:t>可10:45</w:t>
-        </w:r>
-      </w:hyperlink>
+      <w:r>
+        <w:rPr>
+          <w:lang w:val="zh_TW" w:bidi="zh_TW"/>
+        </w:rPr>
+        <w:t>可10:45</w:t>
+      </w:r>
       <w:r>
         <w:rPr>
           <w:lang w:val="zh_TW" w:bidi="zh_TW"/>
         </w:rPr>
         <w:t>）。耶穌以偉大的權柄說話，但卻保持謙卑。衪知道自己的角色就如一位牧羊人「為羊捨命」（</w:t>
       </w:r>
-      <w:hyperlink r:id="rId20">
-        <w:r>
-          <w:rPr>
-            <w:lang w:val="zh_TW" w:bidi="zh_TW"/>
-          </w:rPr>
-          <w:rPr>
-            <w:color w:val="0000EE"/>
-            <w:u w:val="single"/>
-          </w:rPr>
-          <w:t>約10:11</w:t>
-        </w:r>
-      </w:hyperlink>
+      <w:r>
+        <w:rPr>
+          <w:lang w:val="zh_TW" w:bidi="zh_TW"/>
+        </w:rPr>
+        <w:t>約10:11</w:t>
+      </w:r>
       <w:r>
         <w:rPr>
           <w:lang w:val="zh_TW" w:bidi="zh_TW"/>
@@ -433,108 +385,72 @@
         </w:rPr>
         <w:t>祂花時間與孩童相處，並以他們來作為那些想要完全跟隨神的人的榜樣（</w:t>
       </w:r>
-      <w:hyperlink r:id="rId21">
-        <w:r>
-          <w:rPr>
-            <w:lang w:val="zh_TW" w:bidi="zh_TW"/>
-          </w:rPr>
-          <w:rPr>
-            <w:color w:val="0000EE"/>
-            <w:u w:val="single"/>
-          </w:rPr>
-          <w:t>太18:4</w:t>
-        </w:r>
-      </w:hyperlink>
+      <w:r>
+        <w:rPr>
+          <w:lang w:val="zh_TW" w:bidi="zh_TW"/>
+        </w:rPr>
+        <w:t>太18:4</w:t>
+      </w:r>
       <w:r>
         <w:rPr>
           <w:lang w:val="zh_TW" w:bidi="zh_TW"/>
         </w:rPr>
         <w:t>）。當雅各和約翰要求在衪的國度中擔任重要職位時，耶穌斥責他們世俗的野心（</w:t>
       </w:r>
-      <w:hyperlink r:id="rId22">
-        <w:r>
-          <w:rPr>
-            <w:lang w:val="zh_TW" w:bidi="zh_TW"/>
-          </w:rPr>
-          <w:rPr>
-            <w:color w:val="0000EE"/>
-            <w:u w:val="single"/>
-          </w:rPr>
-          <w:t>可10:35–45</w:t>
-        </w:r>
-      </w:hyperlink>
+      <w:r>
+        <w:rPr>
+          <w:lang w:val="zh_TW" w:bidi="zh_TW"/>
+        </w:rPr>
+        <w:t>可10:35–45</w:t>
+      </w:r>
       <w:r>
         <w:rPr>
           <w:lang w:val="zh_TW" w:bidi="zh_TW"/>
         </w:rPr>
         <w:t>）。衪糾正他們，並教導他們來跟隨衪如僕人般的榜樣（</w:t>
       </w:r>
-      <w:hyperlink r:id="rId23">
-        <w:r>
-          <w:rPr>
-            <w:lang w:val="zh_TW" w:bidi="zh_TW"/>
-          </w:rPr>
-          <w:rPr>
-            <w:color w:val="0000EE"/>
-            <w:u w:val="single"/>
-          </w:rPr>
-          <w:t>太20:24–28</w:t>
-        </w:r>
-      </w:hyperlink>
+      <w:r>
+        <w:rPr>
+          <w:lang w:val="zh_TW" w:bidi="zh_TW"/>
+        </w:rPr>
+        <w:t>太20:24–28</w:t>
+      </w:r>
       <w:r>
         <w:rPr>
           <w:lang w:val="zh_TW" w:bidi="zh_TW"/>
         </w:rPr>
         <w:t>，</w:t>
       </w:r>
-      <w:hyperlink r:id="rId24">
-        <w:r>
-          <w:rPr>
-            <w:lang w:val="zh_TW" w:bidi="zh_TW"/>
-          </w:rPr>
-          <w:rPr>
-            <w:color w:val="0000EE"/>
-            <w:u w:val="single"/>
-          </w:rPr>
-          <w:t>23:11–12</w:t>
-        </w:r>
-      </w:hyperlink>
+      <w:r>
+        <w:rPr>
+          <w:lang w:val="zh_TW" w:bidi="zh_TW"/>
+        </w:rPr>
+        <w:t>23:11–12</w:t>
+      </w:r>
       <w:r>
         <w:rPr>
           <w:lang w:val="zh_TW" w:bidi="zh_TW"/>
         </w:rPr>
         <w:t>；</w:t>
       </w:r>
-      <w:hyperlink r:id="rId25">
-        <w:r>
-          <w:rPr>
-            <w:lang w:val="zh_TW" w:bidi="zh_TW"/>
-          </w:rPr>
-          <w:rPr>
-            <w:color w:val="0000EE"/>
-            <w:u w:val="single"/>
-          </w:rPr>
-          <w:t>可10:43–45</w:t>
-        </w:r>
-      </w:hyperlink>
+      <w:r>
+        <w:rPr>
+          <w:lang w:val="zh_TW" w:bidi="zh_TW"/>
+        </w:rPr>
+        <w:t>可10:43–45</w:t>
+      </w:r>
       <w:r>
         <w:rPr>
           <w:lang w:val="zh_TW" w:bidi="zh_TW"/>
         </w:rPr>
         <w:t>）。耶穌知道祂的目的是要榮耀神的名（</w:t>
       </w:r>
-      <w:hyperlink r:id="rId26">
-        <w:r>
-          <w:rPr>
-            <w:lang w:val="zh_TW" w:bidi="zh_TW"/>
-          </w:rPr>
-          <w:rPr>
-            <w:color w:val="0000EE"/>
-            <w:u w:val="single"/>
-          </w:rPr>
-          <w:t>約12:27–28</w:t>
-        </w:r>
-      </w:hyperlink>
+      <w:r>
+        <w:rPr>
+          <w:lang w:val="zh_TW" w:bidi="zh_TW"/>
+        </w:rPr>
+        <w:t>約12:27–28</w:t>
+      </w:r>
       <w:r>
         <w:rPr>
           <w:lang w:val="zh_TW" w:bidi="zh_TW"/>
@@ -555,120 +471,78 @@
         </w:rPr>
         <w:t>使徒保羅和彼得效法基督，活出了依照主完美僕人領袖為榜樣的生命。保羅的服事生活展現了謙卑和為他人的自我犧牲（見</w:t>
       </w:r>
-      <w:hyperlink r:id="rId27">
-        <w:r>
-          <w:rPr>
-            <w:lang w:val="zh_TW" w:bidi="zh_TW"/>
-          </w:rPr>
-          <w:rPr>
-            <w:color w:val="0000EE"/>
-            <w:u w:val="single"/>
-          </w:rPr>
-          <w:t>林後11:23–28</w:t>
-        </w:r>
-      </w:hyperlink>
+      <w:r>
+        <w:rPr>
+          <w:lang w:val="zh_TW" w:bidi="zh_TW"/>
+        </w:rPr>
+        <w:t>林後11:23–28</w:t>
+      </w:r>
       <w:r>
         <w:rPr>
           <w:lang w:val="zh_TW" w:bidi="zh_TW"/>
         </w:rPr>
         <w:t>），他教導基督徒也當如此行（</w:t>
       </w:r>
-      <w:hyperlink r:id="rId28">
-        <w:r>
-          <w:rPr>
-            <w:lang w:val="zh_TW" w:bidi="zh_TW"/>
-          </w:rPr>
-          <w:rPr>
-            <w:color w:val="0000EE"/>
-            <w:u w:val="single"/>
-          </w:rPr>
-          <w:t>羅8:17</w:t>
-        </w:r>
-      </w:hyperlink>
+      <w:r>
+        <w:rPr>
+          <w:lang w:val="zh_TW" w:bidi="zh_TW"/>
+        </w:rPr>
+        <w:t>羅8:17</w:t>
+      </w:r>
       <w:r>
         <w:rPr>
           <w:lang w:val="zh_TW" w:bidi="zh_TW"/>
         </w:rPr>
         <w:t>；</w:t>
       </w:r>
-      <w:hyperlink r:id="rId29">
-        <w:r>
-          <w:rPr>
-            <w:lang w:val="zh_TW" w:bidi="zh_TW"/>
-          </w:rPr>
-          <w:rPr>
-            <w:color w:val="0000EE"/>
-            <w:u w:val="single"/>
-          </w:rPr>
-          <w:t>加5:13</w:t>
-        </w:r>
-      </w:hyperlink>
+      <w:r>
+        <w:rPr>
+          <w:lang w:val="zh_TW" w:bidi="zh_TW"/>
+        </w:rPr>
+        <w:t>加5:13</w:t>
+      </w:r>
       <w:r>
         <w:rPr>
           <w:lang w:val="zh_TW" w:bidi="zh_TW"/>
         </w:rPr>
         <w:t>；</w:t>
       </w:r>
-      <w:hyperlink r:id="rId30">
-        <w:r>
-          <w:rPr>
-            <w:lang w:val="zh_TW" w:bidi="zh_TW"/>
-          </w:rPr>
-          <w:rPr>
-            <w:color w:val="0000EE"/>
-            <w:u w:val="single"/>
-          </w:rPr>
-          <w:t>提後1:8，</w:t>
-        </w:r>
-      </w:hyperlink>
-      <w:hyperlink r:id="rId31">
-        <w:r>
-          <w:rPr>
-            <w:lang w:val="zh_TW" w:bidi="zh_TW"/>
-          </w:rPr>
-          <w:rPr>
-            <w:color w:val="0000EE"/>
-            <w:u w:val="single"/>
-          </w:rPr>
-          <w:t>2:3</w:t>
-        </w:r>
-      </w:hyperlink>
+      <w:r>
+        <w:rPr>
+          <w:lang w:val="zh_TW" w:bidi="zh_TW"/>
+        </w:rPr>
+        <w:t>提後1:8，</w:t>
+      </w:r>
+      <w:r>
+        <w:rPr>
+          <w:lang w:val="zh_TW" w:bidi="zh_TW"/>
+        </w:rPr>
+        <w:t>2:3</w:t>
+      </w:r>
       <w:r>
         <w:rPr>
           <w:lang w:val="zh_TW" w:bidi="zh_TW"/>
         </w:rPr>
         <w:t>），並讚揚那些這樣做的人（例如，</w:t>
       </w:r>
-      <w:hyperlink r:id="rId32">
-        <w:r>
-          <w:rPr>
-            <w:lang w:val="zh_TW" w:bidi="zh_TW"/>
-          </w:rPr>
-          <w:rPr>
-            <w:color w:val="0000EE"/>
-            <w:u w:val="single"/>
-          </w:rPr>
-          <w:t>腓2:25–30</w:t>
-        </w:r>
-      </w:hyperlink>
+      <w:r>
+        <w:rPr>
+          <w:lang w:val="zh_TW" w:bidi="zh_TW"/>
+        </w:rPr>
+        <w:t>腓2:25–30</w:t>
+      </w:r>
       <w:r>
         <w:rPr>
           <w:lang w:val="zh_TW" w:bidi="zh_TW"/>
         </w:rPr>
         <w:t>；</w:t>
       </w:r>
-      <w:hyperlink r:id="rId33">
-        <w:r>
-          <w:rPr>
-            <w:lang w:val="zh_TW" w:bidi="zh_TW"/>
-          </w:rPr>
-          <w:rPr>
-            <w:color w:val="0000EE"/>
-            <w:u w:val="single"/>
-          </w:rPr>
-          <w:t>西4:7</w:t>
-        </w:r>
-      </w:hyperlink>
+      <w:r>
+        <w:rPr>
+          <w:lang w:val="zh_TW" w:bidi="zh_TW"/>
+        </w:rPr>
+        <w:t>西4:7</w:t>
+      </w:r>
       <w:r>
         <w:rPr>
           <w:lang w:val="zh_TW" w:bidi="zh_TW"/>
@@ -689,108 +563,72 @@
         </w:rPr>
         <w:t>彼得也展現了為基督自我犧牲的事奉（例如，</w:t>
       </w:r>
-      <w:hyperlink r:id="rId34">
-        <w:r>
-          <w:rPr>
-            <w:lang w:val="zh_TW" w:bidi="zh_TW"/>
-          </w:rPr>
-          <w:rPr>
-            <w:color w:val="0000EE"/>
-            <w:u w:val="single"/>
-          </w:rPr>
-          <w:t>徒3:1–11</w:t>
-        </w:r>
-      </w:hyperlink>
+      <w:r>
+        <w:rPr>
+          <w:lang w:val="zh_TW" w:bidi="zh_TW"/>
+        </w:rPr>
+        <w:t>徒3:1–11</w:t>
+      </w:r>
       <w:r>
         <w:rPr>
           <w:lang w:val="zh_TW" w:bidi="zh_TW"/>
         </w:rPr>
         <w:t>，</w:t>
       </w:r>
-      <w:hyperlink r:id="rId35">
-        <w:r>
-          <w:rPr>
-            <w:lang w:val="zh_TW" w:bidi="zh_TW"/>
-          </w:rPr>
-          <w:rPr>
-            <w:color w:val="0000EE"/>
-            <w:u w:val="single"/>
-          </w:rPr>
-          <w:t>4:13–22</w:t>
-        </w:r>
-      </w:hyperlink>
+      <w:r>
+        <w:rPr>
+          <w:lang w:val="zh_TW" w:bidi="zh_TW"/>
+        </w:rPr>
+        <w:t>4:13–22</w:t>
+      </w:r>
       <w:r>
         <w:rPr>
           <w:lang w:val="zh_TW" w:bidi="zh_TW"/>
         </w:rPr>
         <w:t>，</w:t>
       </w:r>
-      <w:hyperlink r:id="rId36">
-        <w:r>
-          <w:rPr>
-            <w:lang w:val="zh_TW" w:bidi="zh_TW"/>
-          </w:rPr>
-          <w:rPr>
-            <w:color w:val="0000EE"/>
-            <w:u w:val="single"/>
-          </w:rPr>
-          <w:t>5:12–16</w:t>
-        </w:r>
-      </w:hyperlink>
+      <w:r>
+        <w:rPr>
+          <w:lang w:val="zh_TW" w:bidi="zh_TW"/>
+        </w:rPr>
+        <w:t>5:12–16</w:t>
+      </w:r>
       <w:r>
         <w:rPr>
           <w:lang w:val="zh_TW" w:bidi="zh_TW"/>
         </w:rPr>
         <w:t>，</w:t>
       </w:r>
-      <w:hyperlink r:id="rId37">
-        <w:r>
-          <w:rPr>
-            <w:lang w:val="zh_TW" w:bidi="zh_TW"/>
-          </w:rPr>
-          <w:rPr>
-            <w:color w:val="0000EE"/>
-            <w:u w:val="single"/>
-          </w:rPr>
-          <w:t>9:32–42</w:t>
-        </w:r>
-      </w:hyperlink>
+      <w:r>
+        <w:rPr>
+          <w:lang w:val="zh_TW" w:bidi="zh_TW"/>
+        </w:rPr>
+        <w:t>9:32–42</w:t>
+      </w:r>
       <w:r>
         <w:rPr>
           <w:lang w:val="zh_TW" w:bidi="zh_TW"/>
         </w:rPr>
         <w:t>）。他的教導也清楚地定義了僕人領袖的品格（</w:t>
       </w:r>
-      <w:hyperlink r:id="rId38">
-        <w:r>
-          <w:rPr>
-            <w:lang w:val="zh_TW" w:bidi="zh_TW"/>
-          </w:rPr>
-          <w:rPr>
-            <w:color w:val="0000EE"/>
-            <w:u w:val="single"/>
-          </w:rPr>
-          <w:t>彼前4:10–11</w:t>
-        </w:r>
-      </w:hyperlink>
+      <w:r>
+        <w:rPr>
+          <w:lang w:val="zh_TW" w:bidi="zh_TW"/>
+        </w:rPr>
+        <w:t>彼前4:10–11</w:t>
+      </w:r>
       <w:r>
         <w:rPr>
           <w:lang w:val="zh_TW" w:bidi="zh_TW"/>
         </w:rPr>
         <w:t>，</w:t>
       </w:r>
-      <w:hyperlink r:id="rId39">
-        <w:r>
-          <w:rPr>
-            <w:lang w:val="zh_TW" w:bidi="zh_TW"/>
-          </w:rPr>
-          <w:rPr>
-            <w:color w:val="0000EE"/>
-            <w:u w:val="single"/>
-          </w:rPr>
-          <w:t>5:1–5</w:t>
-        </w:r>
-      </w:hyperlink>
+      <w:r>
+        <w:rPr>
+          <w:lang w:val="zh_TW" w:bidi="zh_TW"/>
+        </w:rPr>
+        <w:t>5:1–5</w:t>
+      </w:r>
       <w:r>
         <w:rPr>
           <w:lang w:val="zh_TW" w:bidi="zh_TW"/>
@@ -820,504 +658,336 @@
           <w:lang w:val="zh_TW" w:bidi="zh_TW"/>
         </w:rPr>
       </w:r>
-      <w:hyperlink r:id="rId40">
-        <w:r>
-          <w:rPr>
-            <w:lang w:val="zh_TW" w:bidi="zh_TW"/>
-          </w:rPr>
-          <w:rPr>
-            <w:color w:val="0000EE"/>
-            <w:u w:val="single"/>
-          </w:rPr>
-          <w:t>創13:8–12</w:t>
-        </w:r>
-      </w:hyperlink>
+      <w:r>
+        <w:rPr>
+          <w:lang w:val="zh_TW" w:bidi="zh_TW"/>
+        </w:rPr>
+        <w:t>創13:8–12</w:t>
+      </w:r>
       <w:r>
         <w:rPr>
           <w:lang w:val="zh_TW" w:bidi="zh_TW"/>
         </w:rPr>
         <w:t>，</w:t>
       </w:r>
-      <w:hyperlink r:id="rId41">
-        <w:r>
-          <w:rPr>
-            <w:lang w:val="zh_TW" w:bidi="zh_TW"/>
-          </w:rPr>
-          <w:rPr>
-            <w:color w:val="0000EE"/>
-            <w:u w:val="single"/>
-          </w:rPr>
-          <w:t>14:11–24</w:t>
-        </w:r>
-      </w:hyperlink>
+      <w:r>
+        <w:rPr>
+          <w:lang w:val="zh_TW" w:bidi="zh_TW"/>
+        </w:rPr>
+        <w:t>14:11–24</w:t>
+      </w:r>
       <w:r>
         <w:rPr>
           <w:lang w:val="zh_TW" w:bidi="zh_TW"/>
         </w:rPr>
         <w:t>，</w:t>
       </w:r>
-      <w:hyperlink r:id="rId42">
-        <w:r>
-          <w:rPr>
-            <w:lang w:val="zh_TW" w:bidi="zh_TW"/>
-          </w:rPr>
-          <w:rPr>
-            <w:color w:val="0000EE"/>
-            <w:u w:val="single"/>
-          </w:rPr>
-          <w:t>30:31–32</w:t>
-        </w:r>
-      </w:hyperlink>
+      <w:r>
+        <w:rPr>
+          <w:lang w:val="zh_TW" w:bidi="zh_TW"/>
+        </w:rPr>
+        <w:t>30:31–32</w:t>
+      </w:r>
       <w:r>
         <w:rPr>
           <w:lang w:val="zh_TW" w:bidi="zh_TW"/>
         </w:rPr>
         <w:t>；</w:t>
       </w:r>
-      <w:hyperlink r:id="rId13">
-        <w:r>
-          <w:rPr>
-            <w:lang w:val="zh_TW" w:bidi="zh_TW"/>
-          </w:rPr>
-          <w:rPr>
-            <w:color w:val="0000EE"/>
-            <w:u w:val="single"/>
-          </w:rPr>
-          <w:t>出14:31</w:t>
-        </w:r>
-      </w:hyperlink>
+      <w:r>
+        <w:rPr>
+          <w:lang w:val="zh_TW" w:bidi="zh_TW"/>
+        </w:rPr>
+        <w:t>出14:31</w:t>
+      </w:r>
       <w:r>
         <w:rPr>
           <w:lang w:val="zh_TW" w:bidi="zh_TW"/>
         </w:rPr>
         <w:t>；</w:t>
       </w:r>
-      <w:hyperlink r:id="rId15">
-        <w:r>
-          <w:rPr>
-            <w:lang w:val="zh_TW" w:bidi="zh_TW"/>
-          </w:rPr>
-          <w:rPr>
-            <w:color w:val="0000EE"/>
-            <w:u w:val="single"/>
-          </w:rPr>
-          <w:t>民12:3</w:t>
-        </w:r>
-      </w:hyperlink>
+      <w:r>
+        <w:rPr>
+          <w:lang w:val="zh_TW" w:bidi="zh_TW"/>
+        </w:rPr>
+        <w:t>民12:3</w:t>
+      </w:r>
       <w:r>
         <w:rPr>
           <w:lang w:val="zh_TW" w:bidi="zh_TW"/>
         </w:rPr>
         <w:t>、</w:t>
       </w:r>
-      <w:hyperlink r:id="rId14">
-        <w:r>
-          <w:rPr>
-            <w:lang w:val="zh_TW" w:bidi="zh_TW"/>
-          </w:rPr>
-          <w:rPr>
-            <w:color w:val="0000EE"/>
-            <w:u w:val="single"/>
-          </w:rPr>
-          <w:t>7–8</w:t>
-        </w:r>
-      </w:hyperlink>
+      <w:r>
+        <w:rPr>
+          <w:lang w:val="zh_TW" w:bidi="zh_TW"/>
+        </w:rPr>
+        <w:t>7–8</w:t>
+      </w:r>
       <w:r>
         <w:rPr>
           <w:lang w:val="zh_TW" w:bidi="zh_TW"/>
         </w:rPr>
         <w:t>；</w:t>
       </w:r>
-      <w:hyperlink r:id="rId16">
-        <w:r>
-          <w:rPr>
-            <w:lang w:val="zh_TW" w:bidi="zh_TW"/>
-          </w:rPr>
-          <w:rPr>
-            <w:color w:val="0000EE"/>
-            <w:u w:val="single"/>
-          </w:rPr>
-          <w:t>申34:10–12</w:t>
-        </w:r>
-      </w:hyperlink>
+      <w:r>
+        <w:rPr>
+          <w:lang w:val="zh_TW" w:bidi="zh_TW"/>
+        </w:rPr>
+        <w:t>申34:10–12</w:t>
+      </w:r>
       <w:r>
         <w:rPr>
           <w:lang w:val="zh_TW" w:bidi="zh_TW"/>
         </w:rPr>
         <w:t>；</w:t>
       </w:r>
-      <w:hyperlink r:id="rId43">
-        <w:r>
-          <w:rPr>
-            <w:lang w:val="zh_TW" w:bidi="zh_TW"/>
-          </w:rPr>
-          <w:rPr>
-            <w:color w:val="0000EE"/>
-            <w:u w:val="single"/>
-          </w:rPr>
-          <w:t>王上12:1–7</w:t>
-        </w:r>
-      </w:hyperlink>
+      <w:r>
+        <w:rPr>
+          <w:lang w:val="zh_TW" w:bidi="zh_TW"/>
+        </w:rPr>
+        <w:t>王上12:1–7</w:t>
+      </w:r>
       <w:r>
         <w:rPr>
           <w:lang w:val="zh_TW" w:bidi="zh_TW"/>
         </w:rPr>
         <w:t>；</w:t>
       </w:r>
-      <w:hyperlink r:id="rId18">
-        <w:r>
-          <w:rPr>
-            <w:lang w:val="zh_TW" w:bidi="zh_TW"/>
-          </w:rPr>
-          <w:rPr>
-            <w:color w:val="0000EE"/>
-            <w:u w:val="single"/>
-          </w:rPr>
-          <w:t>賽52:13–53:12</w:t>
-        </w:r>
-      </w:hyperlink>
+      <w:r>
+        <w:rPr>
+          <w:lang w:val="zh_TW" w:bidi="zh_TW"/>
+        </w:rPr>
+        <w:t>賽52:13–53:12</w:t>
+      </w:r>
       <w:r>
         <w:rPr>
           <w:lang w:val="zh_TW" w:bidi="zh_TW"/>
         </w:rPr>
         <w:t>；</w:t>
       </w:r>
-      <w:hyperlink r:id="rId21">
-        <w:r>
-          <w:rPr>
-            <w:lang w:val="zh_TW" w:bidi="zh_TW"/>
-          </w:rPr>
-          <w:rPr>
-            <w:color w:val="0000EE"/>
-            <w:u w:val="single"/>
-          </w:rPr>
-          <w:t>太18:4</w:t>
-        </w:r>
-      </w:hyperlink>
+      <w:r>
+        <w:rPr>
+          <w:lang w:val="zh_TW" w:bidi="zh_TW"/>
+        </w:rPr>
+        <w:t>太18:4</w:t>
+      </w:r>
       <w:r>
         <w:rPr>
           <w:lang w:val="zh_TW" w:bidi="zh_TW"/>
         </w:rPr>
         <w:t>，</w:t>
       </w:r>
-      <w:hyperlink r:id="rId23">
-        <w:r>
-          <w:rPr>
-            <w:lang w:val="zh_TW" w:bidi="zh_TW"/>
-          </w:rPr>
-          <w:rPr>
-            <w:color w:val="0000EE"/>
-            <w:u w:val="single"/>
-          </w:rPr>
-          <w:t>20:24–28</w:t>
-        </w:r>
-      </w:hyperlink>
+      <w:r>
+        <w:rPr>
+          <w:lang w:val="zh_TW" w:bidi="zh_TW"/>
+        </w:rPr>
+        <w:t>20:24–28</w:t>
+      </w:r>
       <w:r>
         <w:rPr>
           <w:lang w:val="zh_TW" w:bidi="zh_TW"/>
         </w:rPr>
         <w:t>，</w:t>
       </w:r>
-      <w:hyperlink r:id="rId24">
-        <w:r>
-          <w:rPr>
-            <w:lang w:val="zh_TW" w:bidi="zh_TW"/>
-          </w:rPr>
-          <w:rPr>
-            <w:color w:val="0000EE"/>
-            <w:u w:val="single"/>
-          </w:rPr>
-          <w:t>23:11–12</w:t>
-        </w:r>
-      </w:hyperlink>
+      <w:r>
+        <w:rPr>
+          <w:lang w:val="zh_TW" w:bidi="zh_TW"/>
+        </w:rPr>
+        <w:t>23:11–12</w:t>
+      </w:r>
       <w:r>
         <w:rPr>
           <w:lang w:val="zh_TW" w:bidi="zh_TW"/>
         </w:rPr>
         <w:t>；</w:t>
       </w:r>
-      <w:hyperlink r:id="rId22">
-        <w:r>
-          <w:rPr>
-            <w:lang w:val="zh_TW" w:bidi="zh_TW"/>
-          </w:rPr>
-          <w:rPr>
-            <w:color w:val="0000EE"/>
-            <w:u w:val="single"/>
-          </w:rPr>
-          <w:t>可10:35–45</w:t>
-        </w:r>
-      </w:hyperlink>
+      <w:r>
+        <w:rPr>
+          <w:lang w:val="zh_TW" w:bidi="zh_TW"/>
+        </w:rPr>
+        <w:t>可10:35–45</w:t>
+      </w:r>
       <w:r>
         <w:rPr>
           <w:lang w:val="zh_TW" w:bidi="zh_TW"/>
         </w:rPr>
         <w:t>；</w:t>
       </w:r>
-      <w:hyperlink r:id="rId20">
-        <w:r>
-          <w:rPr>
-            <w:lang w:val="zh_TW" w:bidi="zh_TW"/>
-          </w:rPr>
-          <w:rPr>
-            <w:color w:val="0000EE"/>
-            <w:u w:val="single"/>
-          </w:rPr>
-          <w:t>約10:11</w:t>
-        </w:r>
-      </w:hyperlink>
+      <w:r>
+        <w:rPr>
+          <w:lang w:val="zh_TW" w:bidi="zh_TW"/>
+        </w:rPr>
+        <w:t>約10:11</w:t>
+      </w:r>
       <w:r>
         <w:rPr>
           <w:lang w:val="zh_TW" w:bidi="zh_TW"/>
         </w:rPr>
         <w:t>，</w:t>
       </w:r>
-      <w:hyperlink r:id="rId26">
-        <w:r>
-          <w:rPr>
-            <w:lang w:val="zh_TW" w:bidi="zh_TW"/>
-          </w:rPr>
-          <w:rPr>
-            <w:color w:val="0000EE"/>
-            <w:u w:val="single"/>
-          </w:rPr>
-          <w:t>12:27–28</w:t>
-        </w:r>
-      </w:hyperlink>
+      <w:r>
+        <w:rPr>
+          <w:lang w:val="zh_TW" w:bidi="zh_TW"/>
+        </w:rPr>
+        <w:t>12:27–28</w:t>
+      </w:r>
       <w:r>
         <w:rPr>
           <w:lang w:val="zh_TW" w:bidi="zh_TW"/>
         </w:rPr>
         <w:t>；</w:t>
       </w:r>
-      <w:hyperlink r:id="rId34">
-        <w:r>
-          <w:rPr>
-            <w:lang w:val="zh_TW" w:bidi="zh_TW"/>
-          </w:rPr>
-          <w:rPr>
-            <w:color w:val="0000EE"/>
-            <w:u w:val="single"/>
-          </w:rPr>
-          <w:t>徒3:1–11</w:t>
-        </w:r>
-      </w:hyperlink>
+      <w:r>
+        <w:rPr>
+          <w:lang w:val="zh_TW" w:bidi="zh_TW"/>
+        </w:rPr>
+        <w:t>徒3:1–11</w:t>
+      </w:r>
       <w:r>
         <w:rPr>
           <w:lang w:val="zh_TW" w:bidi="zh_TW"/>
         </w:rPr>
         <w:t>，</w:t>
       </w:r>
-      <w:hyperlink r:id="rId35">
-        <w:r>
-          <w:rPr>
-            <w:lang w:val="zh_TW" w:bidi="zh_TW"/>
-          </w:rPr>
-          <w:rPr>
-            <w:color w:val="0000EE"/>
-            <w:u w:val="single"/>
-          </w:rPr>
-          <w:t>4:13–22</w:t>
-        </w:r>
-      </w:hyperlink>
+      <w:r>
+        <w:rPr>
+          <w:lang w:val="zh_TW" w:bidi="zh_TW"/>
+        </w:rPr>
+        <w:t>4:13–22</w:t>
+      </w:r>
       <w:r>
         <w:rPr>
           <w:lang w:val="zh_TW" w:bidi="zh_TW"/>
         </w:rPr>
         <w:t>，</w:t>
       </w:r>
-      <w:hyperlink r:id="rId36">
-        <w:r>
-          <w:rPr>
-            <w:lang w:val="zh_TW" w:bidi="zh_TW"/>
-          </w:rPr>
-          <w:rPr>
-            <w:color w:val="0000EE"/>
-            <w:u w:val="single"/>
-          </w:rPr>
-          <w:t>5:12–16</w:t>
-        </w:r>
-      </w:hyperlink>
+      <w:r>
+        <w:rPr>
+          <w:lang w:val="zh_TW" w:bidi="zh_TW"/>
+        </w:rPr>
+        <w:t>5:12–16</w:t>
+      </w:r>
       <w:r>
         <w:rPr>
           <w:lang w:val="zh_TW" w:bidi="zh_TW"/>
         </w:rPr>
         <w:t>，</w:t>
       </w:r>
-      <w:hyperlink r:id="rId37">
-        <w:r>
-          <w:rPr>
-            <w:lang w:val="zh_TW" w:bidi="zh_TW"/>
-          </w:rPr>
-          <w:rPr>
-            <w:color w:val="0000EE"/>
-            <w:u w:val="single"/>
-          </w:rPr>
-          <w:t>9:32–42</w:t>
-        </w:r>
-      </w:hyperlink>
+      <w:r>
+        <w:rPr>
+          <w:lang w:val="zh_TW" w:bidi="zh_TW"/>
+        </w:rPr>
+        <w:t>9:32–42</w:t>
+      </w:r>
       <w:r>
         <w:rPr>
           <w:lang w:val="zh_TW" w:bidi="zh_TW"/>
         </w:rPr>
         <w:t>；</w:t>
       </w:r>
-      <w:hyperlink r:id="rId28">
-        <w:r>
-          <w:rPr>
-            <w:lang w:val="zh_TW" w:bidi="zh_TW"/>
-          </w:rPr>
-          <w:rPr>
-            <w:color w:val="0000EE"/>
-            <w:u w:val="single"/>
-          </w:rPr>
-          <w:t>羅8:17</w:t>
-        </w:r>
-      </w:hyperlink>
+      <w:r>
+        <w:rPr>
+          <w:lang w:val="zh_TW" w:bidi="zh_TW"/>
+        </w:rPr>
+        <w:t>羅8:17</w:t>
+      </w:r>
       <w:r>
         <w:rPr>
           <w:lang w:val="zh_TW" w:bidi="zh_TW"/>
         </w:rPr>
         <w:t>；</w:t>
       </w:r>
-      <w:hyperlink r:id="rId44">
-        <w:r>
-          <w:rPr>
-            <w:lang w:val="zh_TW" w:bidi="zh_TW"/>
-          </w:rPr>
-          <w:rPr>
-            <w:color w:val="0000EE"/>
-            <w:u w:val="single"/>
-          </w:rPr>
-          <w:t>林後11:23–27</w:t>
-        </w:r>
-      </w:hyperlink>
+      <w:r>
+        <w:rPr>
+          <w:lang w:val="zh_TW" w:bidi="zh_TW"/>
+        </w:rPr>
+        <w:t>林後11:23–27</w:t>
+      </w:r>
       <w:r>
         <w:rPr>
           <w:lang w:val="zh_TW" w:bidi="zh_TW"/>
         </w:rPr>
         <w:t>；</w:t>
       </w:r>
-      <w:hyperlink r:id="rId29">
-        <w:r>
-          <w:rPr>
-            <w:lang w:val="zh_TW" w:bidi="zh_TW"/>
-          </w:rPr>
-          <w:rPr>
-            <w:color w:val="0000EE"/>
-            <w:u w:val="single"/>
-          </w:rPr>
-          <w:t>加5:13</w:t>
-        </w:r>
-      </w:hyperlink>
+      <w:r>
+        <w:rPr>
+          <w:lang w:val="zh_TW" w:bidi="zh_TW"/>
+        </w:rPr>
+        <w:t>加5:13</w:t>
+      </w:r>
       <w:r>
         <w:rPr>
           <w:lang w:val="zh_TW" w:bidi="zh_TW"/>
         </w:rPr>
         <w:t>；</w:t>
       </w:r>
-      <w:hyperlink r:id="rId32">
-        <w:r>
-          <w:rPr>
-            <w:lang w:val="zh_TW" w:bidi="zh_TW"/>
-          </w:rPr>
-          <w:rPr>
-            <w:color w:val="0000EE"/>
-            <w:u w:val="single"/>
-          </w:rPr>
-          <w:t>腓2:25–30</w:t>
-        </w:r>
-      </w:hyperlink>
+      <w:r>
+        <w:rPr>
+          <w:lang w:val="zh_TW" w:bidi="zh_TW"/>
+        </w:rPr>
+        <w:t>腓2:25–30</w:t>
+      </w:r>
       <w:r>
         <w:rPr>
           <w:lang w:val="zh_TW" w:bidi="zh_TW"/>
         </w:rPr>
         <w:t>；</w:t>
       </w:r>
-      <w:hyperlink r:id="rId33">
-        <w:r>
-          <w:rPr>
-            <w:lang w:val="zh_TW" w:bidi="zh_TW"/>
-          </w:rPr>
-          <w:rPr>
-            <w:color w:val="0000EE"/>
-            <w:u w:val="single"/>
-          </w:rPr>
-          <w:t>西4:7</w:t>
-        </w:r>
-      </w:hyperlink>
+      <w:r>
+        <w:rPr>
+          <w:lang w:val="zh_TW" w:bidi="zh_TW"/>
+        </w:rPr>
+        <w:t>西4:7</w:t>
+      </w:r>
       <w:r>
         <w:rPr>
           <w:lang w:val="zh_TW" w:bidi="zh_TW"/>
         </w:rPr>
         <w:t>；</w:t>
       </w:r>
-      <w:hyperlink r:id="rId30">
-        <w:r>
-          <w:rPr>
-            <w:lang w:val="zh_TW" w:bidi="zh_TW"/>
-          </w:rPr>
-          <w:rPr>
-            <w:color w:val="0000EE"/>
-            <w:u w:val="single"/>
-          </w:rPr>
-          <w:t>提後1:8</w:t>
-        </w:r>
-      </w:hyperlink>
+      <w:r>
+        <w:rPr>
+          <w:lang w:val="zh_TW" w:bidi="zh_TW"/>
+        </w:rPr>
+        <w:t>提後1:8</w:t>
+      </w:r>
       <w:r>
         <w:rPr>
           <w:lang w:val="zh_TW" w:bidi="zh_TW"/>
         </w:rPr>
         <w:t>，</w:t>
       </w:r>
-      <w:hyperlink r:id="rId31">
-        <w:r>
-          <w:rPr>
-            <w:lang w:val="zh_TW" w:bidi="zh_TW"/>
-          </w:rPr>
-          <w:rPr>
-            <w:color w:val="0000EE"/>
-            <w:u w:val="single"/>
-          </w:rPr>
-          <w:t>2:3</w:t>
-        </w:r>
-      </w:hyperlink>
+      <w:r>
+        <w:rPr>
+          <w:lang w:val="zh_TW" w:bidi="zh_TW"/>
+        </w:rPr>
+        <w:t>2:3</w:t>
+      </w:r>
       <w:r>
         <w:rPr>
           <w:lang w:val="zh_TW" w:bidi="zh_TW"/>
         </w:rPr>
         <w:t>；</w:t>
       </w:r>
-      <w:hyperlink r:id="rId38">
-        <w:r>
-          <w:rPr>
-            <w:lang w:val="zh_TW" w:bidi="zh_TW"/>
-          </w:rPr>
-          <w:rPr>
-            <w:color w:val="0000EE"/>
-            <w:u w:val="single"/>
-          </w:rPr>
-          <w:t>彼前4:10–11</w:t>
-        </w:r>
-      </w:hyperlink>
+      <w:r>
+        <w:rPr>
+          <w:lang w:val="zh_TW" w:bidi="zh_TW"/>
+        </w:rPr>
+        <w:t>彼前4:10–11</w:t>
+      </w:r>
       <w:r>
         <w:rPr>
           <w:lang w:val="zh_TW" w:bidi="zh_TW"/>
         </w:rPr>
         <w:t>，</w:t>
       </w:r>
-      <w:hyperlink r:id="rId39">
-        <w:r>
-          <w:rPr>
-            <w:lang w:val="zh_TW" w:bidi="zh_TW"/>
-          </w:rPr>
-          <w:rPr>
-            <w:color w:val="0000EE"/>
-            <w:u w:val="single"/>
-          </w:rPr>
-          <w:t>5:1–5</w:t>
-        </w:r>
-      </w:hyperlink>
+      <w:r>
+        <w:rPr>
+          <w:lang w:val="zh_TW" w:bidi="zh_TW"/>
+        </w:rPr>
+        <w:t>5:1–5</w:t>
+      </w:r>
       <w:r>
         <w:rPr>
           <w:lang w:val="zh_TW" w:bidi="zh_TW"/>
@@ -1507,18 +1177,12 @@
         </w:rPr>
         <w:t>，來決定攻擊猶太人的最佳時機（</w:t>
       </w:r>
-      <w:hyperlink r:id="rId45">
-        <w:r>
-          <w:rPr>
-            <w:lang w:val="zh_TW" w:bidi="zh_TW"/>
-          </w:rPr>
-          <w:rPr>
-            <w:color w:val="0000EE"/>
-            <w:u w:val="single"/>
-          </w:rPr>
-          <w:t>斯3:7</w:t>
-        </w:r>
-      </w:hyperlink>
+      <w:r>
+        <w:rPr>
+          <w:lang w:val="zh_TW" w:bidi="zh_TW"/>
+        </w:rPr>
+        <w:t>斯3:7</w:t>
+      </w:r>
       <w:r>
         <w:rPr>
           <w:lang w:val="zh_TW" w:bidi="zh_TW"/>
@@ -1539,36 +1203,24 @@
         </w:rPr>
         <w:t>在公元前473年3月7日，神拯救了祂的子民脫離必死的危機，與神在逾越節拯救以色列人出埃及的事件相似。末底改和以斯帖設立了年度慶典，讓後代記住神的拯救（</w:t>
       </w:r>
-      <w:hyperlink r:id="rId46">
-        <w:r>
-          <w:rPr>
-            <w:lang w:val="zh_TW" w:bidi="zh_TW"/>
-          </w:rPr>
-          <w:rPr>
-            <w:color w:val="0000EE"/>
-            <w:u w:val="single"/>
-          </w:rPr>
-          <w:t>斯9:28</w:t>
-        </w:r>
-      </w:hyperlink>
+      <w:r>
+        <w:rPr>
+          <w:lang w:val="zh_TW" w:bidi="zh_TW"/>
+        </w:rPr>
+        <w:t>斯9:28</w:t>
+      </w:r>
       <w:r>
         <w:rPr>
           <w:lang w:val="zh_TW" w:bidi="zh_TW"/>
         </w:rPr>
         <w:t>）。後來，普珥節成為普遍猶太人都會慶祝的節期（見馬加比二書十五章36節；約瑟夫，猶太古史記11.6.13；可能是</w:t>
       </w:r>
-      <w:hyperlink r:id="rId47">
-        <w:r>
-          <w:rPr>
-            <w:lang w:val="zh_TW" w:bidi="zh_TW"/>
-          </w:rPr>
-          <w:rPr>
-            <w:color w:val="0000EE"/>
-            <w:u w:val="single"/>
-          </w:rPr>
-          <w:t>約5:1</w:t>
-        </w:r>
-      </w:hyperlink>
+      <w:r>
+        <w:rPr>
+          <w:lang w:val="zh_TW" w:bidi="zh_TW"/>
+        </w:rPr>
+        <w:t>約5:1</w:t>
+      </w:r>
       <w:r>
         <w:rPr>
           <w:lang w:val="zh_TW" w:bidi="zh_TW"/>
@@ -1615,198 +1267,132 @@
         </w:rPr>
         <w:t>在充滿喜樂的普珥節期間，猶太人會誦讀以斯帖的故事，大聲對哈曼喝倒采，又為末底改歡呼。他們共享盛宴，與朋友交換食物和禮物，並救濟窮人。普珥節慶祝神如何保護猶太人脫離危難，也見證神如何在歷史中，一直看顧與保守祂的子民（另見</w:t>
       </w:r>
-      <w:hyperlink r:id="rId48">
-        <w:r>
-          <w:rPr>
-            <w:lang w:val="zh_TW" w:bidi="zh_TW"/>
-          </w:rPr>
-          <w:rPr>
-            <w:color w:val="0000EE"/>
-            <w:u w:val="single"/>
-          </w:rPr>
-          <w:t>創45:5</w:t>
-        </w:r>
-      </w:hyperlink>
+      <w:r>
+        <w:rPr>
+          <w:lang w:val="zh_TW" w:bidi="zh_TW"/>
+        </w:rPr>
+        <w:t>創45:5</w:t>
+      </w:r>
       <w:r>
         <w:rPr>
           <w:lang w:val="zh_TW" w:bidi="zh_TW"/>
         </w:rPr>
         <w:t>；</w:t>
       </w:r>
-      <w:hyperlink r:id="rId49">
-        <w:r>
-          <w:rPr>
-            <w:lang w:val="zh_TW" w:bidi="zh_TW"/>
-          </w:rPr>
-          <w:rPr>
-            <w:color w:val="0000EE"/>
-            <w:u w:val="single"/>
-          </w:rPr>
-          <w:t>詩91</w:t>
-        </w:r>
-      </w:hyperlink>
+      <w:r>
+        <w:rPr>
+          <w:lang w:val="zh_TW" w:bidi="zh_TW"/>
+        </w:rPr>
+        <w:t>詩91</w:t>
+      </w:r>
       <w:r>
         <w:rPr>
           <w:lang w:val="zh_TW" w:bidi="zh_TW"/>
         </w:rPr>
         <w:t>；</w:t>
       </w:r>
-      <w:hyperlink r:id="rId50">
-        <w:r>
-          <w:rPr>
-            <w:lang w:val="zh_TW" w:bidi="zh_TW"/>
-          </w:rPr>
-          <w:rPr>
-            <w:color w:val="0000EE"/>
-            <w:u w:val="single"/>
-          </w:rPr>
-          <w:t>箴16:9</w:t>
-        </w:r>
-      </w:hyperlink>
+      <w:r>
+        <w:rPr>
+          <w:lang w:val="zh_TW" w:bidi="zh_TW"/>
+        </w:rPr>
+        <w:t>箴16:9</w:t>
+      </w:r>
       <w:r>
         <w:rPr>
           <w:lang w:val="zh_TW" w:bidi="zh_TW"/>
         </w:rPr>
         <w:t>、</w:t>
       </w:r>
-      <w:hyperlink r:id="rId51">
-        <w:r>
-          <w:rPr>
-            <w:lang w:val="zh_TW" w:bidi="zh_TW"/>
-          </w:rPr>
-          <w:rPr>
-            <w:color w:val="0000EE"/>
-            <w:u w:val="single"/>
-          </w:rPr>
-          <w:t>33</w:t>
-        </w:r>
-      </w:hyperlink>
+      <w:r>
+        <w:rPr>
+          <w:lang w:val="zh_TW" w:bidi="zh_TW"/>
+        </w:rPr>
+        <w:t>33</w:t>
+      </w:r>
       <w:r>
         <w:rPr>
           <w:lang w:val="zh_TW" w:bidi="zh_TW"/>
         </w:rPr>
         <w:t>；</w:t>
       </w:r>
-      <w:hyperlink r:id="rId52">
-        <w:r>
-          <w:rPr>
-            <w:lang w:val="zh_TW" w:bidi="zh_TW"/>
-          </w:rPr>
-          <w:rPr>
-            <w:color w:val="0000EE"/>
-            <w:u w:val="single"/>
-          </w:rPr>
-          <w:t>但2:21</w:t>
-        </w:r>
-      </w:hyperlink>
+      <w:r>
+        <w:rPr>
+          <w:lang w:val="zh_TW" w:bidi="zh_TW"/>
+        </w:rPr>
+        <w:t>但2:21</w:t>
+      </w:r>
       <w:r>
         <w:rPr>
           <w:lang w:val="zh_TW" w:bidi="zh_TW"/>
         </w:rPr>
         <w:t>；</w:t>
       </w:r>
-      <w:hyperlink r:id="rId53">
-        <w:r>
-          <w:rPr>
-            <w:lang w:val="zh_TW" w:bidi="zh_TW"/>
-          </w:rPr>
-          <w:rPr>
-            <w:color w:val="0000EE"/>
-            <w:u w:val="single"/>
-          </w:rPr>
-          <w:t>徒1:6–7</w:t>
-        </w:r>
-      </w:hyperlink>
+      <w:r>
+        <w:rPr>
+          <w:lang w:val="zh_TW" w:bidi="zh_TW"/>
+        </w:rPr>
+        <w:t>徒1:6–7</w:t>
+      </w:r>
       <w:r>
         <w:rPr>
           <w:lang w:val="zh_TW" w:bidi="zh_TW"/>
         </w:rPr>
         <w:t>，</w:t>
       </w:r>
-      <w:hyperlink r:id="rId54">
-        <w:r>
-          <w:rPr>
-            <w:lang w:val="zh_TW" w:bidi="zh_TW"/>
-          </w:rPr>
-          <w:rPr>
-            <w:color w:val="0000EE"/>
-            <w:u w:val="single"/>
-          </w:rPr>
-          <w:t>2:22–23</w:t>
-        </w:r>
-      </w:hyperlink>
+      <w:r>
+        <w:rPr>
+          <w:lang w:val="zh_TW" w:bidi="zh_TW"/>
+        </w:rPr>
+        <w:t>2:22–23</w:t>
+      </w:r>
       <w:r>
         <w:rPr>
           <w:lang w:val="zh_TW" w:bidi="zh_TW"/>
         </w:rPr>
         <w:t>，</w:t>
       </w:r>
-      <w:hyperlink r:id="rId55">
-        <w:r>
-          <w:rPr>
-            <w:lang w:val="zh_TW" w:bidi="zh_TW"/>
-          </w:rPr>
-          <w:rPr>
-            <w:color w:val="0000EE"/>
-            <w:u w:val="single"/>
-          </w:rPr>
-          <w:t>4:28–30</w:t>
-        </w:r>
-      </w:hyperlink>
+      <w:r>
+        <w:rPr>
+          <w:lang w:val="zh_TW" w:bidi="zh_TW"/>
+        </w:rPr>
+        <w:t>4:28–30</w:t>
+      </w:r>
       <w:r>
         <w:rPr>
           <w:lang w:val="zh_TW" w:bidi="zh_TW"/>
         </w:rPr>
         <w:t>，</w:t>
       </w:r>
-      <w:hyperlink r:id="rId56">
-        <w:r>
-          <w:rPr>
-            <w:lang w:val="zh_TW" w:bidi="zh_TW"/>
-          </w:rPr>
-          <w:rPr>
-            <w:color w:val="0000EE"/>
-            <w:u w:val="single"/>
-          </w:rPr>
-          <w:t>17:24–27</w:t>
-        </w:r>
-      </w:hyperlink>
+      <w:r>
+        <w:rPr>
+          <w:lang w:val="zh_TW" w:bidi="zh_TW"/>
+        </w:rPr>
+        <w:t>17:24–27</w:t>
+      </w:r>
       <w:r>
         <w:rPr>
           <w:lang w:val="zh_TW" w:bidi="zh_TW"/>
         </w:rPr>
         <w:t>；</w:t>
       </w:r>
-      <w:hyperlink r:id="rId57">
-        <w:r>
-          <w:rPr>
-            <w:lang w:val="zh_TW" w:bidi="zh_TW"/>
-          </w:rPr>
-          <w:rPr>
-            <w:color w:val="0000EE"/>
-            <w:u w:val="single"/>
-          </w:rPr>
-          <w:t>羅8:28</w:t>
-        </w:r>
-      </w:hyperlink>
+      <w:r>
+        <w:rPr>
+          <w:lang w:val="zh_TW" w:bidi="zh_TW"/>
+        </w:rPr>
+        <w:t>羅8:28</w:t>
+      </w:r>
       <w:r>
         <w:rPr>
           <w:lang w:val="zh_TW" w:bidi="zh_TW"/>
         </w:rPr>
         <w:t>；</w:t>
       </w:r>
-      <w:hyperlink r:id="rId58">
-        <w:r>
-          <w:rPr>
-            <w:lang w:val="zh_TW" w:bidi="zh_TW"/>
-          </w:rPr>
-          <w:rPr>
-            <w:color w:val="0000EE"/>
-            <w:u w:val="single"/>
-          </w:rPr>
-          <w:t>彼前3:12</w:t>
-        </w:r>
-      </w:hyperlink>
+      <w:r>
+        <w:rPr>
+          <w:lang w:val="zh_TW" w:bidi="zh_TW"/>
+        </w:rPr>
+        <w:t>彼前3:12</w:t>
+      </w:r>
       <w:r>
         <w:rPr>
           <w:lang w:val="zh_TW" w:bidi="zh_TW"/>
@@ -1836,126 +1422,84 @@
           <w:lang w:val="zh_TW" w:bidi="zh_TW"/>
         </w:rPr>
       </w:r>
-      <w:hyperlink r:id="rId59">
-        <w:r>
-          <w:rPr>
-            <w:lang w:val="zh_TW" w:bidi="zh_TW"/>
-          </w:rPr>
-          <w:rPr>
-            <w:color w:val="0000EE"/>
-            <w:u w:val="single"/>
-          </w:rPr>
-          <w:t>斯9:1–32</w:t>
-        </w:r>
-      </w:hyperlink>
+      <w:r>
+        <w:rPr>
+          <w:lang w:val="zh_TW" w:bidi="zh_TW"/>
+        </w:rPr>
+        <w:t>斯9:1–32</w:t>
+      </w:r>
       <w:r>
         <w:rPr>
           <w:lang w:val="zh_TW" w:bidi="zh_TW"/>
         </w:rPr>
         <w:t>；</w:t>
       </w:r>
-      <w:hyperlink r:id="rId60">
-        <w:r>
-          <w:rPr>
-            <w:lang w:val="zh_TW" w:bidi="zh_TW"/>
-          </w:rPr>
-          <w:rPr>
-            <w:color w:val="0000EE"/>
-            <w:u w:val="single"/>
-          </w:rPr>
-          <w:t>詩37:23</w:t>
-        </w:r>
-      </w:hyperlink>
+      <w:r>
+        <w:rPr>
+          <w:lang w:val="zh_TW" w:bidi="zh_TW"/>
+        </w:rPr>
+        <w:t>詩37:23</w:t>
+      </w:r>
       <w:r>
         <w:rPr>
           <w:lang w:val="zh_TW" w:bidi="zh_TW"/>
         </w:rPr>
         <w:t>，</w:t>
       </w:r>
-      <w:hyperlink r:id="rId49">
-        <w:r>
-          <w:rPr>
-            <w:lang w:val="zh_TW" w:bidi="zh_TW"/>
-          </w:rPr>
-          <w:rPr>
-            <w:color w:val="0000EE"/>
-            <w:u w:val="single"/>
-          </w:rPr>
-          <w:t>91:1–16</w:t>
-        </w:r>
-      </w:hyperlink>
+      <w:r>
+        <w:rPr>
+          <w:lang w:val="zh_TW" w:bidi="zh_TW"/>
+        </w:rPr>
+        <w:t>91:1–16</w:t>
+      </w:r>
       <w:r>
         <w:rPr>
           <w:lang w:val="zh_TW" w:bidi="zh_TW"/>
         </w:rPr>
         <w:t>；</w:t>
       </w:r>
-      <w:hyperlink r:id="rId50">
-        <w:r>
-          <w:rPr>
-            <w:lang w:val="zh_TW" w:bidi="zh_TW"/>
-          </w:rPr>
-          <w:rPr>
-            <w:color w:val="0000EE"/>
-            <w:u w:val="single"/>
-          </w:rPr>
-          <w:t>箴16:9</w:t>
-        </w:r>
-      </w:hyperlink>
+      <w:r>
+        <w:rPr>
+          <w:lang w:val="zh_TW" w:bidi="zh_TW"/>
+        </w:rPr>
+        <w:t>箴16:9</w:t>
+      </w:r>
       <w:r>
         <w:rPr>
           <w:lang w:val="zh_TW" w:bidi="zh_TW"/>
         </w:rPr>
         <w:t>、</w:t>
       </w:r>
-      <w:hyperlink r:id="rId51">
-        <w:r>
-          <w:rPr>
-            <w:lang w:val="zh_TW" w:bidi="zh_TW"/>
-          </w:rPr>
-          <w:rPr>
-            <w:color w:val="0000EE"/>
-            <w:u w:val="single"/>
-          </w:rPr>
-          <w:t>33</w:t>
-        </w:r>
-      </w:hyperlink>
+      <w:r>
+        <w:rPr>
+          <w:lang w:val="zh_TW" w:bidi="zh_TW"/>
+        </w:rPr>
+        <w:t>33</w:t>
+      </w:r>
       <w:r>
         <w:rPr>
           <w:lang w:val="zh_TW" w:bidi="zh_TW"/>
         </w:rPr>
         <w:t>；</w:t>
       </w:r>
-      <w:hyperlink r:id="rId57">
-        <w:r>
-          <w:rPr>
-            <w:lang w:val="zh_TW" w:bidi="zh_TW"/>
-          </w:rPr>
-          <w:rPr>
-            <w:color w:val="0000EE"/>
-            <w:u w:val="single"/>
-          </w:rPr>
-          <w:t>羅8:28</w:t>
-        </w:r>
-      </w:hyperlink>
+      <w:r>
+        <w:rPr>
+          <w:lang w:val="zh_TW" w:bidi="zh_TW"/>
+        </w:rPr>
+        <w:t>羅8:28</w:t>
+      </w:r>
       <w:r>
         <w:rPr>
           <w:lang w:val="zh_TW" w:bidi="zh_TW"/>
         </w:rPr>
         <w:t>；</w:t>
       </w:r>
-      <w:hyperlink r:id="rId58">
-        <w:r>
-          <w:rPr>
-            <w:lang w:val="zh_TW" w:bidi="zh_TW"/>
-          </w:rPr>
-          <w:rPr>
-            <w:color w:val="0000EE"/>
-            <w:u w:val="single"/>
-          </w:rPr>
-          <w:t>彼前3:12</w:t>
-        </w:r>
-      </w:hyperlink>
+      <w:r>
+        <w:rPr>
+          <w:lang w:val="zh_TW" w:bidi="zh_TW"/>
+        </w:rPr>
+        <w:t>彼前3:12</w:t>
+      </w:r>
       <w:r>
         <w:rPr>
           <w:lang w:val="zh_TW" w:bidi="zh_TW"/>
